--- a/Handsout/R_Workshop_Handout_5Day.docx
+++ b/Handsout/R_Workshop_Handout_5Day.docx
@@ -111,12 +111,6 @@
         <w:gridCol w:w="2699"/>
       </w:tblGrid>
       <w:tr>
-        <w:tblPrEx>
-          <w:tblCellMar>
-            <w:top w:w="0" w:type="dxa"/>
-            <w:bottom w:w="0" w:type="dxa"/>
-          </w:tblCellMar>
-        </w:tblPrEx>
         <w:trPr>
           <w:tblHeader/>
         </w:trPr>
@@ -254,12 +248,6 @@
         </w:tc>
       </w:tr>
       <w:tr>
-        <w:tblPrEx>
-          <w:tblCellMar>
-            <w:top w:w="0" w:type="dxa"/>
-            <w:bottom w:w="0" w:type="dxa"/>
-          </w:tblCellMar>
-        </w:tblPrEx>
         <w:tc>
           <w:tcPr>
             <w:tcW w:w="1500" w:type="dxa"/>
@@ -392,12 +380,6 @@
         </w:tc>
       </w:tr>
       <w:tr>
-        <w:tblPrEx>
-          <w:tblCellMar>
-            <w:top w:w="0" w:type="dxa"/>
-            <w:bottom w:w="0" w:type="dxa"/>
-          </w:tblCellMar>
-        </w:tblPrEx>
         <w:tc>
           <w:tcPr>
             <w:tcW w:w="1500" w:type="dxa"/>
@@ -584,12 +566,57 @@
     <w:p>
       <w:pPr>
         <w:jc w:val="center"/>
+        <w:rPr>
+          <w:color w:val="64748B"/>
+        </w:rPr>
       </w:pPr>
       <w:r>
         <w:rPr>
           <w:color w:val="64748B"/>
         </w:rPr>
-        <w:t>Lead Facilitator: [Facilitator Name]</w:t>
+        <w:t xml:space="preserve">Lead Facilitator: </w:t>
+      </w:r>
+      <w:r>
+        <w:rPr>
+          <w:color w:val="64748B"/>
+        </w:rPr>
+        <w:t xml:space="preserve">Dr. Sampurna Kakchapati and </w:t>
+      </w:r>
+      <w:proofErr w:type="spellStart"/>
+      <w:r>
+        <w:rPr>
+          <w:color w:val="64748B"/>
+        </w:rPr>
+        <w:t>E</w:t>
+      </w:r>
+      <w:bookmarkStart w:id="0" w:name="_GoBack"/>
+      <w:bookmarkEnd w:id="0"/>
+      <w:r>
+        <w:rPr>
+          <w:color w:val="64748B"/>
+        </w:rPr>
+        <w:t>r</w:t>
+      </w:r>
+      <w:proofErr w:type="spellEnd"/>
+      <w:r>
+        <w:rPr>
+          <w:color w:val="64748B"/>
+        </w:rPr>
+        <w:t>. Shirish Maharjan</w:t>
+      </w:r>
+    </w:p>
+    <w:p>
+      <w:pPr>
+        <w:jc w:val="center"/>
+        <w:rPr>
+          <w:color w:val="00B0F0"/>
+        </w:rPr>
+      </w:pPr>
+      <w:r>
+        <w:rPr>
+          <w:color w:val="00B0F0"/>
+        </w:rPr>
+        <w:t>HERD International</w:t>
       </w:r>
     </w:p>
     <w:p>
@@ -601,21 +628,45 @@
         <w:rPr>
           <w:color w:val="64748B"/>
         </w:rPr>
-        <w:t>Venue: [</w:t>
+        <w:t xml:space="preserve">Venue: </w:t>
       </w:r>
-      <w:proofErr w:type="gramStart"/>
       <w:r>
         <w:rPr>
           <w:color w:val="64748B"/>
         </w:rPr>
-        <w:t xml:space="preserve">Venue]   </w:t>
+        <w:t xml:space="preserve">Madan Bhandari Academy of Health </w:t>
       </w:r>
-      <w:proofErr w:type="gramEnd"/>
       <w:r>
         <w:rPr>
           <w:color w:val="64748B"/>
         </w:rPr>
-        <w:t>·   Date: [Date]</w:t>
+        <w:t>Sciences ·</w:t>
+      </w:r>
+      <w:r>
+        <w:rPr>
+          <w:color w:val="64748B"/>
+        </w:rPr>
+        <w:t xml:space="preserve">   Date: </w:t>
+      </w:r>
+      <w:r>
+        <w:rPr>
+          <w:color w:val="64748B"/>
+        </w:rPr>
+        <w:t xml:space="preserve">21-25 </w:t>
+      </w:r>
+      <w:proofErr w:type="spellStart"/>
+      <w:r>
+        <w:rPr>
+          <w:color w:val="64748B"/>
+        </w:rPr>
+        <w:t>Baisakh</w:t>
+      </w:r>
+      <w:proofErr w:type="spellEnd"/>
+      <w:r>
+        <w:rPr>
+          <w:color w:val="64748B"/>
+        </w:rPr>
+        <w:t xml:space="preserve"> 2083</w:t>
       </w:r>
     </w:p>
     <w:p>
@@ -672,12 +723,6 @@
         <w:gridCol w:w="9360"/>
       </w:tblGrid>
       <w:tr>
-        <w:tblPrEx>
-          <w:tblCellMar>
-            <w:top w:w="0" w:type="dxa"/>
-            <w:bottom w:w="0" w:type="dxa"/>
-          </w:tblCellMar>
-        </w:tblPrEx>
         <w:tc>
           <w:tcPr>
             <w:tcW w:w="9360" w:type="dxa"/>
@@ -708,12 +753,6 @@
         </w:tc>
       </w:tr>
       <w:tr>
-        <w:tblPrEx>
-          <w:tblCellMar>
-            <w:top w:w="0" w:type="dxa"/>
-            <w:bottom w:w="0" w:type="dxa"/>
-          </w:tblCellMar>
-        </w:tblPrEx>
         <w:tc>
           <w:tcPr>
             <w:tcW w:w="9360" w:type="dxa"/>
@@ -957,12 +996,6 @@
         <w:gridCol w:w="9360"/>
       </w:tblGrid>
       <w:tr>
-        <w:tblPrEx>
-          <w:tblCellMar>
-            <w:top w:w="0" w:type="dxa"/>
-            <w:bottom w:w="0" w:type="dxa"/>
-          </w:tblCellMar>
-        </w:tblPrEx>
         <w:tc>
           <w:tcPr>
             <w:tcW w:w="9360" w:type="dxa"/>
@@ -1038,16 +1071,7 @@
                 <w:sz w:val="19"/>
                 <w:szCs w:val="19"/>
               </w:rPr>
-              <w:t xml:space="preserve">') </w:t>
-            </w:r>
-            <w:r>
-              <w:rPr>
-                <w:rFonts w:ascii="Courier New" w:eastAsia="Courier New" w:hAnsi="Courier New" w:cs="Courier New"/>
-                <w:color w:val="1E3A5F"/>
-                <w:sz w:val="19"/>
-                <w:szCs w:val="19"/>
-              </w:rPr>
-              <w:t xml:space="preserve">    # Read Excel files</w:t>
+              <w:t>')     # Read Excel files</w:t>
             </w:r>
           </w:p>
           <w:p>
@@ -1236,12 +1260,6 @@
         <w:gridCol w:w="5056"/>
       </w:tblGrid>
       <w:tr>
-        <w:tblPrEx>
-          <w:tblCellMar>
-            <w:top w:w="0" w:type="dxa"/>
-            <w:bottom w:w="0" w:type="dxa"/>
-          </w:tblCellMar>
-        </w:tblPrEx>
         <w:trPr>
           <w:tblHeader/>
         </w:trPr>
@@ -1379,12 +1397,6 @@
         </w:tc>
       </w:tr>
       <w:tr>
-        <w:tblPrEx>
-          <w:tblCellMar>
-            <w:top w:w="0" w:type="dxa"/>
-            <w:bottom w:w="0" w:type="dxa"/>
-          </w:tblCellMar>
-        </w:tblPrEx>
         <w:tc>
           <w:tcPr>
             <w:tcW w:w="1200" w:type="dxa"/>
@@ -1499,12 +1511,6 @@
         </w:tc>
       </w:tr>
       <w:tr>
-        <w:tblPrEx>
-          <w:tblCellMar>
-            <w:top w:w="0" w:type="dxa"/>
-            <w:bottom w:w="0" w:type="dxa"/>
-          </w:tblCellMar>
-        </w:tblPrEx>
         <w:tc>
           <w:tcPr>
             <w:tcW w:w="1200" w:type="dxa"/>
@@ -1619,12 +1625,6 @@
         </w:tc>
       </w:tr>
       <w:tr>
-        <w:tblPrEx>
-          <w:tblCellMar>
-            <w:top w:w="0" w:type="dxa"/>
-            <w:bottom w:w="0" w:type="dxa"/>
-          </w:tblCellMar>
-        </w:tblPrEx>
         <w:tc>
           <w:tcPr>
             <w:tcW w:w="1200" w:type="dxa"/>
@@ -1739,12 +1739,6 @@
         </w:tc>
       </w:tr>
       <w:tr>
-        <w:tblPrEx>
-          <w:tblCellMar>
-            <w:top w:w="0" w:type="dxa"/>
-            <w:bottom w:w="0" w:type="dxa"/>
-          </w:tblCellMar>
-        </w:tblPrEx>
         <w:tc>
           <w:tcPr>
             <w:tcW w:w="1200" w:type="dxa"/>
@@ -1871,12 +1865,6 @@
         </w:tc>
       </w:tr>
       <w:tr>
-        <w:tblPrEx>
-          <w:tblCellMar>
-            <w:top w:w="0" w:type="dxa"/>
-            <w:bottom w:w="0" w:type="dxa"/>
-          </w:tblCellMar>
-        </w:tblPrEx>
         <w:tc>
           <w:tcPr>
             <w:tcW w:w="1200" w:type="dxa"/>
@@ -1991,12 +1979,6 @@
         </w:tc>
       </w:tr>
       <w:tr>
-        <w:tblPrEx>
-          <w:tblCellMar>
-            <w:top w:w="0" w:type="dxa"/>
-            <w:bottom w:w="0" w:type="dxa"/>
-          </w:tblCellMar>
-        </w:tblPrEx>
         <w:tc>
           <w:tcPr>
             <w:tcW w:w="1200" w:type="dxa"/>
@@ -2111,12 +2093,6 @@
         </w:tc>
       </w:tr>
       <w:tr>
-        <w:tblPrEx>
-          <w:tblCellMar>
-            <w:top w:w="0" w:type="dxa"/>
-            <w:bottom w:w="0" w:type="dxa"/>
-          </w:tblCellMar>
-        </w:tblPrEx>
         <w:tc>
           <w:tcPr>
             <w:tcW w:w="1200" w:type="dxa"/>
@@ -2233,12 +2209,6 @@
         </w:tc>
       </w:tr>
       <w:tr>
-        <w:tblPrEx>
-          <w:tblCellMar>
-            <w:top w:w="0" w:type="dxa"/>
-            <w:bottom w:w="0" w:type="dxa"/>
-          </w:tblCellMar>
-        </w:tblPrEx>
         <w:tc>
           <w:tcPr>
             <w:tcW w:w="1200" w:type="dxa"/>
@@ -2355,12 +2325,6 @@
         </w:tc>
       </w:tr>
       <w:tr>
-        <w:tblPrEx>
-          <w:tblCellMar>
-            <w:top w:w="0" w:type="dxa"/>
-            <w:bottom w:w="0" w:type="dxa"/>
-          </w:tblCellMar>
-        </w:tblPrEx>
         <w:tc>
           <w:tcPr>
             <w:tcW w:w="1200" w:type="dxa"/>
@@ -2477,12 +2441,6 @@
         </w:tc>
       </w:tr>
       <w:tr>
-        <w:tblPrEx>
-          <w:tblCellMar>
-            <w:top w:w="0" w:type="dxa"/>
-            <w:bottom w:w="0" w:type="dxa"/>
-          </w:tblCellMar>
-        </w:tblPrEx>
         <w:tc>
           <w:tcPr>
             <w:tcW w:w="1200" w:type="dxa"/>
@@ -2599,12 +2557,6 @@
         </w:tc>
       </w:tr>
       <w:tr>
-        <w:tblPrEx>
-          <w:tblCellMar>
-            <w:top w:w="0" w:type="dxa"/>
-            <w:bottom w:w="0" w:type="dxa"/>
-          </w:tblCellMar>
-        </w:tblPrEx>
         <w:tc>
           <w:tcPr>
             <w:tcW w:w="1200" w:type="dxa"/>
@@ -2774,12 +2726,6 @@
         <w:gridCol w:w="5060"/>
       </w:tblGrid>
       <w:tr>
-        <w:tblPrEx>
-          <w:tblCellMar>
-            <w:top w:w="0" w:type="dxa"/>
-            <w:bottom w:w="0" w:type="dxa"/>
-          </w:tblCellMar>
-        </w:tblPrEx>
         <w:trPr>
           <w:tblHeader/>
         </w:trPr>
@@ -2917,12 +2863,6 @@
         </w:tc>
       </w:tr>
       <w:tr>
-        <w:tblPrEx>
-          <w:tblCellMar>
-            <w:top w:w="0" w:type="dxa"/>
-            <w:bottom w:w="0" w:type="dxa"/>
-          </w:tblCellMar>
-        </w:tblPrEx>
         <w:tc>
           <w:tcPr>
             <w:tcW w:w="1200" w:type="dxa"/>
@@ -3037,12 +2977,6 @@
         </w:tc>
       </w:tr>
       <w:tr>
-        <w:tblPrEx>
-          <w:tblCellMar>
-            <w:top w:w="0" w:type="dxa"/>
-            <w:bottom w:w="0" w:type="dxa"/>
-          </w:tblCellMar>
-        </w:tblPrEx>
         <w:tc>
           <w:tcPr>
             <w:tcW w:w="1200" w:type="dxa"/>
@@ -3157,12 +3091,6 @@
         </w:tc>
       </w:tr>
       <w:tr>
-        <w:tblPrEx>
-          <w:tblCellMar>
-            <w:top w:w="0" w:type="dxa"/>
-            <w:bottom w:w="0" w:type="dxa"/>
-          </w:tblCellMar>
-        </w:tblPrEx>
         <w:tc>
           <w:tcPr>
             <w:tcW w:w="1200" w:type="dxa"/>
@@ -3277,12 +3205,6 @@
         </w:tc>
       </w:tr>
       <w:tr>
-        <w:tblPrEx>
-          <w:tblCellMar>
-            <w:top w:w="0" w:type="dxa"/>
-            <w:bottom w:w="0" w:type="dxa"/>
-          </w:tblCellMar>
-        </w:tblPrEx>
         <w:tc>
           <w:tcPr>
             <w:tcW w:w="1200" w:type="dxa"/>
@@ -3397,12 +3319,6 @@
         </w:tc>
       </w:tr>
       <w:tr>
-        <w:tblPrEx>
-          <w:tblCellMar>
-            <w:top w:w="0" w:type="dxa"/>
-            <w:bottom w:w="0" w:type="dxa"/>
-          </w:tblCellMar>
-        </w:tblPrEx>
         <w:tc>
           <w:tcPr>
             <w:tcW w:w="1200" w:type="dxa"/>
@@ -3527,12 +3443,6 @@
         </w:tc>
       </w:tr>
       <w:tr>
-        <w:tblPrEx>
-          <w:tblCellMar>
-            <w:top w:w="0" w:type="dxa"/>
-            <w:bottom w:w="0" w:type="dxa"/>
-          </w:tblCellMar>
-        </w:tblPrEx>
         <w:tc>
           <w:tcPr>
             <w:tcW w:w="1200" w:type="dxa"/>
@@ -3647,12 +3557,6 @@
         </w:tc>
       </w:tr>
       <w:tr>
-        <w:tblPrEx>
-          <w:tblCellMar>
-            <w:top w:w="0" w:type="dxa"/>
-            <w:bottom w:w="0" w:type="dxa"/>
-          </w:tblCellMar>
-        </w:tblPrEx>
         <w:tc>
           <w:tcPr>
             <w:tcW w:w="1200" w:type="dxa"/>
@@ -3769,12 +3673,6 @@
         </w:tc>
       </w:tr>
       <w:tr>
-        <w:tblPrEx>
-          <w:tblCellMar>
-            <w:top w:w="0" w:type="dxa"/>
-            <w:bottom w:w="0" w:type="dxa"/>
-          </w:tblCellMar>
-        </w:tblPrEx>
         <w:tc>
           <w:tcPr>
             <w:tcW w:w="1200" w:type="dxa"/>
@@ -3891,12 +3789,6 @@
         </w:tc>
       </w:tr>
       <w:tr>
-        <w:tblPrEx>
-          <w:tblCellMar>
-            <w:top w:w="0" w:type="dxa"/>
-            <w:bottom w:w="0" w:type="dxa"/>
-          </w:tblCellMar>
-        </w:tblPrEx>
         <w:tc>
           <w:tcPr>
             <w:tcW w:w="1200" w:type="dxa"/>
@@ -4037,12 +3929,6 @@
         <w:gridCol w:w="9360"/>
       </w:tblGrid>
       <w:tr>
-        <w:tblPrEx>
-          <w:tblCellMar>
-            <w:top w:w="0" w:type="dxa"/>
-            <w:bottom w:w="0" w:type="dxa"/>
-          </w:tblCellMar>
-        </w:tblPrEx>
         <w:tc>
           <w:tcPr>
             <w:tcW w:w="9360" w:type="dxa"/>
@@ -4073,12 +3959,6 @@
         </w:tc>
       </w:tr>
       <w:tr>
-        <w:tblPrEx>
-          <w:tblCellMar>
-            <w:top w:w="0" w:type="dxa"/>
-            <w:bottom w:w="0" w:type="dxa"/>
-          </w:tblCellMar>
-        </w:tblPrEx>
         <w:tc>
           <w:tcPr>
             <w:tcW w:w="9360" w:type="dxa"/>
@@ -4482,13 +4362,7 @@
         <w:rPr>
           <w:color w:val="1E293B"/>
         </w:rPr>
-        <w:t>This sessio</w:t>
-      </w:r>
-      <w:r>
-        <w:rPr>
-          <w:color w:val="1E293B"/>
-        </w:rPr>
-        <w:t>n is a facilitated discussion. Key points to remember:</w:t>
+        <w:t>This session is a facilitated discussion. Key points to remember:</w:t>
       </w:r>
     </w:p>
     <w:p>
@@ -4536,13 +4410,7 @@
         <w:rPr>
           <w:color w:val="1E293B"/>
         </w:rPr>
-        <w:t>All-in-one: data cleaning, statistics,</w:t>
-      </w:r>
-      <w:r>
-        <w:rPr>
-          <w:color w:val="1E293B"/>
-        </w:rPr>
-        <w:t xml:space="preserve"> AND publication-quality graphics in one place</w:t>
+        <w:t>All-in-one: data cleaning, statistics, AND publication-quality graphics in one place</w:t>
       </w:r>
     </w:p>
     <w:p>
@@ -4595,10 +4463,7 @@
         <w:pStyle w:val="Heading3"/>
       </w:pPr>
       <w:r>
-        <w:t>The Four RSt</w:t>
-      </w:r>
-      <w:r>
-        <w:t>udio Panels</w:t>
+        <w:t>The Four RStudio Panels</w:t>
       </w:r>
     </w:p>
     <w:tbl>
@@ -4624,12 +4489,6 @@
         <w:gridCol w:w="6660"/>
       </w:tblGrid>
       <w:tr>
-        <w:tblPrEx>
-          <w:tblCellMar>
-            <w:top w:w="0" w:type="dxa"/>
-            <w:bottom w:w="0" w:type="dxa"/>
-          </w:tblCellMar>
-        </w:tblPrEx>
         <w:trPr>
           <w:tblHeader/>
         </w:trPr>
@@ -4734,12 +4593,6 @@
         </w:tc>
       </w:tr>
       <w:tr>
-        <w:tblPrEx>
-          <w:tblCellMar>
-            <w:top w:w="0" w:type="dxa"/>
-            <w:bottom w:w="0" w:type="dxa"/>
-          </w:tblCellMar>
-        </w:tblPrEx>
         <w:tc>
           <w:tcPr>
             <w:tcW w:w="1500" w:type="dxa"/>
@@ -4862,12 +4715,6 @@
         </w:tc>
       </w:tr>
       <w:tr>
-        <w:tblPrEx>
-          <w:tblCellMar>
-            <w:top w:w="0" w:type="dxa"/>
-            <w:bottom w:w="0" w:type="dxa"/>
-          </w:tblCellMar>
-        </w:tblPrEx>
         <w:tc>
           <w:tcPr>
             <w:tcW w:w="1500" w:type="dxa"/>
@@ -4954,12 +4801,6 @@
         </w:tc>
       </w:tr>
       <w:tr>
-        <w:tblPrEx>
-          <w:tblCellMar>
-            <w:top w:w="0" w:type="dxa"/>
-            <w:bottom w:w="0" w:type="dxa"/>
-          </w:tblCellMar>
-        </w:tblPrEx>
         <w:tc>
           <w:tcPr>
             <w:tcW w:w="1500" w:type="dxa"/>
@@ -5046,12 +4887,6 @@
         </w:tc>
       </w:tr>
       <w:tr>
-        <w:tblPrEx>
-          <w:tblCellMar>
-            <w:top w:w="0" w:type="dxa"/>
-            <w:bottom w:w="0" w:type="dxa"/>
-          </w:tblCellMar>
-        </w:tblPrEx>
         <w:tc>
           <w:tcPr>
             <w:tcW w:w="1500" w:type="dxa"/>
@@ -5172,12 +5007,6 @@
         <w:gridCol w:w="9360"/>
       </w:tblGrid>
       <w:tr>
-        <w:tblPrEx>
-          <w:tblCellMar>
-            <w:top w:w="0" w:type="dxa"/>
-            <w:bottom w:w="0" w:type="dxa"/>
-          </w:tblCellMar>
-        </w:tblPrEx>
         <w:tc>
           <w:tcPr>
             <w:tcW w:w="9360" w:type="dxa"/>
@@ -5334,16 +5163,7 @@
                 <w:sz w:val="19"/>
                 <w:szCs w:val="19"/>
               </w:rPr>
-              <w:t># Creating ob</w:t>
-            </w:r>
-            <w:r>
-              <w:rPr>
-                <w:rFonts w:ascii="Courier New" w:eastAsia="Courier New" w:hAnsi="Courier New" w:cs="Courier New"/>
-                <w:color w:val="1E3A5F"/>
-                <w:sz w:val="19"/>
-                <w:szCs w:val="19"/>
-              </w:rPr>
-              <w:t>jects (variables) with the assignment arrow &lt;-</w:t>
+              <w:t># Creating objects (variables) with the assignment arrow &lt;-</w:t>
             </w:r>
           </w:p>
           <w:p>
@@ -5627,12 +5447,6 @@
         <w:gridCol w:w="9360"/>
       </w:tblGrid>
       <w:tr>
-        <w:tblPrEx>
-          <w:tblCellMar>
-            <w:top w:w="0" w:type="dxa"/>
-            <w:bottom w:w="0" w:type="dxa"/>
-          </w:tblCellMar>
-        </w:tblPrEx>
         <w:tc>
           <w:tcPr>
             <w:tcW w:w="9360" w:type="dxa"/>
@@ -5663,12 +5477,6 @@
         </w:tc>
       </w:tr>
       <w:tr>
-        <w:tblPrEx>
-          <w:tblCellMar>
-            <w:top w:w="0" w:type="dxa"/>
-            <w:bottom w:w="0" w:type="dxa"/>
-          </w:tblCellMar>
-        </w:tblPrEx>
         <w:tc>
           <w:tcPr>
             <w:tcW w:w="9360" w:type="dxa"/>
@@ -5840,12 +5648,6 @@
         <w:gridCol w:w="9360"/>
       </w:tblGrid>
       <w:tr>
-        <w:tblPrEx>
-          <w:tblCellMar>
-            <w:top w:w="0" w:type="dxa"/>
-            <w:bottom w:w="0" w:type="dxa"/>
-          </w:tblCellMar>
-        </w:tblPrEx>
         <w:tc>
           <w:tcPr>
             <w:tcW w:w="9360" w:type="dxa"/>
@@ -5871,35 +5673,21 @@
                 <w:bCs/>
                 <w:color w:val="FFFFFF"/>
               </w:rPr>
-              <w:t>📝</w:t>
-            </w:r>
+              <w:t>📝  Task</w:t>
+            </w:r>
+            <w:proofErr w:type="gramEnd"/>
             <w:r>
               <w:rPr>
                 <w:b/>
                 <w:bCs/>
                 <w:color w:val="FFFFFF"/>
               </w:rPr>
-              <w:t xml:space="preserve">  Task</w:t>
-            </w:r>
-            <w:proofErr w:type="gramEnd"/>
-            <w:r>
-              <w:rPr>
-                <w:b/>
-                <w:bCs/>
-                <w:color w:val="FFFFFF"/>
-              </w:rPr>
               <w:t xml:space="preserve"> 1 (Session II)</w:t>
             </w:r>
           </w:p>
         </w:tc>
       </w:tr>
       <w:tr>
-        <w:tblPrEx>
-          <w:tblCellMar>
-            <w:top w:w="0" w:type="dxa"/>
-            <w:bottom w:w="0" w:type="dxa"/>
-          </w:tblCellMar>
-        </w:tblPrEx>
         <w:tc>
           <w:tcPr>
             <w:tcW w:w="9360" w:type="dxa"/>
@@ -6108,12 +5896,6 @@
         <w:gridCol w:w="9360"/>
       </w:tblGrid>
       <w:tr>
-        <w:tblPrEx>
-          <w:tblCellMar>
-            <w:top w:w="0" w:type="dxa"/>
-            <w:bottom w:w="0" w:type="dxa"/>
-          </w:tblCellMar>
-        </w:tblPrEx>
         <w:tc>
           <w:tcPr>
             <w:tcW w:w="9360" w:type="dxa"/>
@@ -6504,12 +6286,6 @@
         <w:gridCol w:w="9360"/>
       </w:tblGrid>
       <w:tr>
-        <w:tblPrEx>
-          <w:tblCellMar>
-            <w:top w:w="0" w:type="dxa"/>
-            <w:bottom w:w="0" w:type="dxa"/>
-          </w:tblCellMar>
-        </w:tblPrEx>
         <w:tc>
           <w:tcPr>
             <w:tcW w:w="9360" w:type="dxa"/>
@@ -6540,12 +6316,6 @@
         </w:tc>
       </w:tr>
       <w:tr>
-        <w:tblPrEx>
-          <w:tblCellMar>
-            <w:top w:w="0" w:type="dxa"/>
-            <w:bottom w:w="0" w:type="dxa"/>
-          </w:tblCellMar>
-        </w:tblPrEx>
         <w:tc>
           <w:tcPr>
             <w:tcW w:w="9360" w:type="dxa"/>
@@ -6649,15 +6419,7 @@
                 <w:sz w:val="21"/>
                 <w:szCs w:val="21"/>
               </w:rPr>
-              <w:t xml:space="preserve">Examples: working code you can copy and paste </w:t>
-            </w:r>
-            <w:r>
-              <w:rPr>
-                <w:color w:val="1E293B"/>
-                <w:sz w:val="21"/>
-                <w:szCs w:val="21"/>
-              </w:rPr>
-              <w:t>into your script</w:t>
+              <w:t>Examples: working code you can copy and paste into your script</w:t>
             </w:r>
           </w:p>
         </w:tc>
@@ -6689,12 +6451,6 @@
         <w:gridCol w:w="9360"/>
       </w:tblGrid>
       <w:tr>
-        <w:tblPrEx>
-          <w:tblCellMar>
-            <w:top w:w="0" w:type="dxa"/>
-            <w:bottom w:w="0" w:type="dxa"/>
-          </w:tblCellMar>
-        </w:tblPrEx>
         <w:tc>
           <w:tcPr>
             <w:tcW w:w="9360" w:type="dxa"/>
@@ -6720,35 +6476,21 @@
                 <w:bCs/>
                 <w:color w:val="FFFFFF"/>
               </w:rPr>
-              <w:t>📝</w:t>
-            </w:r>
+              <w:t>📝  Task</w:t>
+            </w:r>
+            <w:proofErr w:type="gramEnd"/>
             <w:r>
               <w:rPr>
                 <w:b/>
                 <w:bCs/>
                 <w:color w:val="FFFFFF"/>
               </w:rPr>
-              <w:t xml:space="preserve">  Task</w:t>
-            </w:r>
-            <w:proofErr w:type="gramEnd"/>
-            <w:r>
-              <w:rPr>
-                <w:b/>
-                <w:bCs/>
-                <w:color w:val="FFFFFF"/>
-              </w:rPr>
               <w:t xml:space="preserve"> 2 (Session III)</w:t>
             </w:r>
           </w:p>
         </w:tc>
       </w:tr>
       <w:tr>
-        <w:tblPrEx>
-          <w:tblCellMar>
-            <w:top w:w="0" w:type="dxa"/>
-            <w:bottom w:w="0" w:type="dxa"/>
-          </w:tblCellMar>
-        </w:tblPrEx>
         <w:tc>
           <w:tcPr>
             <w:tcW w:w="9360" w:type="dxa"/>
@@ -6905,12 +6647,6 @@
         <w:gridCol w:w="9360"/>
       </w:tblGrid>
       <w:tr>
-        <w:tblPrEx>
-          <w:tblCellMar>
-            <w:top w:w="0" w:type="dxa"/>
-            <w:bottom w:w="0" w:type="dxa"/>
-          </w:tblCellMar>
-        </w:tblPrEx>
         <w:tc>
           <w:tcPr>
             <w:tcW w:w="9360" w:type="dxa"/>
@@ -7530,16 +7266,7 @@
                 <w:sz w:val="19"/>
                 <w:szCs w:val="19"/>
               </w:rPr>
-              <w:t># STE</w:t>
-            </w:r>
-            <w:r>
-              <w:rPr>
-                <w:rFonts w:ascii="Courier New" w:eastAsia="Courier New" w:hAnsi="Courier New" w:cs="Courier New"/>
-                <w:color w:val="1E3A5F"/>
-                <w:sz w:val="19"/>
-                <w:szCs w:val="19"/>
-              </w:rPr>
-              <w:t>P 5: First look at the data</w:t>
+              <w:t># STEP 5: First look at the data</w:t>
             </w:r>
           </w:p>
           <w:p>
@@ -7784,16 +7511,7 @@
                 <w:sz w:val="19"/>
                 <w:szCs w:val="19"/>
               </w:rPr>
-              <w:t xml:space="preserve">         # rows × colum</w:t>
-            </w:r>
-            <w:r>
-              <w:rPr>
-                <w:rFonts w:ascii="Courier New" w:eastAsia="Courier New" w:hAnsi="Courier New" w:cs="Courier New"/>
-                <w:color w:val="1E3A5F"/>
-                <w:sz w:val="19"/>
-                <w:szCs w:val="19"/>
-              </w:rPr>
-              <w:t>ns together → 189  11</w:t>
+              <w:t xml:space="preserve">         # rows × columns together → 189  11</w:t>
             </w:r>
           </w:p>
         </w:tc>
@@ -7825,12 +7543,6 @@
         <w:gridCol w:w="9360"/>
       </w:tblGrid>
       <w:tr>
-        <w:tblPrEx>
-          <w:tblCellMar>
-            <w:top w:w="0" w:type="dxa"/>
-            <w:bottom w:w="0" w:type="dxa"/>
-          </w:tblCellMar>
-        </w:tblPrEx>
         <w:tc>
           <w:tcPr>
             <w:tcW w:w="9360" w:type="dxa"/>
@@ -7856,35 +7568,21 @@
                 <w:bCs/>
                 <w:color w:val="FFFFFF"/>
               </w:rPr>
-              <w:t>📝</w:t>
-            </w:r>
+              <w:t>📝  Task</w:t>
+            </w:r>
+            <w:proofErr w:type="gramEnd"/>
             <w:r>
               <w:rPr>
                 <w:b/>
                 <w:bCs/>
                 <w:color w:val="FFFFFF"/>
               </w:rPr>
-              <w:t xml:space="preserve">  Task</w:t>
-            </w:r>
-            <w:proofErr w:type="gramEnd"/>
-            <w:r>
-              <w:rPr>
-                <w:b/>
-                <w:bCs/>
-                <w:color w:val="FFFFFF"/>
-              </w:rPr>
               <w:t xml:space="preserve"> 3 (Session IV)</w:t>
             </w:r>
           </w:p>
         </w:tc>
       </w:tr>
       <w:tr>
-        <w:tblPrEx>
-          <w:tblCellMar>
-            <w:top w:w="0" w:type="dxa"/>
-            <w:bottom w:w="0" w:type="dxa"/>
-          </w:tblCellMar>
-        </w:tblPrEx>
         <w:tc>
           <w:tcPr>
             <w:tcW w:w="9360" w:type="dxa"/>
@@ -8298,12 +7996,6 @@
         <w:gridCol w:w="2800"/>
       </w:tblGrid>
       <w:tr>
-        <w:tblPrEx>
-          <w:tblCellMar>
-            <w:top w:w="0" w:type="dxa"/>
-            <w:bottom w:w="0" w:type="dxa"/>
-          </w:tblCellMar>
-        </w:tblPrEx>
         <w:trPr>
           <w:tblHeader/>
         </w:trPr>
@@ -8441,12 +8133,6 @@
         </w:tc>
       </w:tr>
       <w:tr>
-        <w:tblPrEx>
-          <w:tblCellMar>
-            <w:top w:w="0" w:type="dxa"/>
-            <w:bottom w:w="0" w:type="dxa"/>
-          </w:tblCellMar>
-        </w:tblPrEx>
         <w:tc>
           <w:tcPr>
             <w:tcW w:w="1200" w:type="dxa"/>
@@ -8589,12 +8275,6 @@
         </w:tc>
       </w:tr>
       <w:tr>
-        <w:tblPrEx>
-          <w:tblCellMar>
-            <w:top w:w="0" w:type="dxa"/>
-            <w:bottom w:w="0" w:type="dxa"/>
-          </w:tblCellMar>
-        </w:tblPrEx>
         <w:tc>
           <w:tcPr>
             <w:tcW w:w="1200" w:type="dxa"/>
@@ -8737,12 +8417,6 @@
         </w:tc>
       </w:tr>
       <w:tr>
-        <w:tblPrEx>
-          <w:tblCellMar>
-            <w:top w:w="0" w:type="dxa"/>
-            <w:bottom w:w="0" w:type="dxa"/>
-          </w:tblCellMar>
-        </w:tblPrEx>
         <w:tc>
           <w:tcPr>
             <w:tcW w:w="1200" w:type="dxa"/>
@@ -8885,12 +8559,6 @@
         </w:tc>
       </w:tr>
       <w:tr>
-        <w:tblPrEx>
-          <w:tblCellMar>
-            <w:top w:w="0" w:type="dxa"/>
-            <w:bottom w:w="0" w:type="dxa"/>
-          </w:tblCellMar>
-        </w:tblPrEx>
         <w:tc>
           <w:tcPr>
             <w:tcW w:w="1200" w:type="dxa"/>
@@ -9015,12 +8683,6 @@
         </w:tc>
       </w:tr>
       <w:tr>
-        <w:tblPrEx>
-          <w:tblCellMar>
-            <w:top w:w="0" w:type="dxa"/>
-            <w:bottom w:w="0" w:type="dxa"/>
-          </w:tblCellMar>
-        </w:tblPrEx>
         <w:tc>
           <w:tcPr>
             <w:tcW w:w="1200" w:type="dxa"/>
@@ -9189,12 +8851,6 @@
         <w:gridCol w:w="9360"/>
       </w:tblGrid>
       <w:tr>
-        <w:tblPrEx>
-          <w:tblCellMar>
-            <w:top w:w="0" w:type="dxa"/>
-            <w:bottom w:w="0" w:type="dxa"/>
-          </w:tblCellMar>
-        </w:tblPrEx>
         <w:tc>
           <w:tcPr>
             <w:tcW w:w="9360" w:type="dxa"/>
@@ -9943,16 +9599,7 @@
                 <w:sz w:val="19"/>
                 <w:szCs w:val="19"/>
               </w:rPr>
-              <w:t># Now check the frequency table — much more read</w:t>
-            </w:r>
-            <w:r>
-              <w:rPr>
-                <w:rFonts w:ascii="Courier New" w:eastAsia="Courier New" w:hAnsi="Courier New" w:cs="Courier New"/>
-                <w:color w:val="1E3A5F"/>
-                <w:sz w:val="19"/>
-                <w:szCs w:val="19"/>
-              </w:rPr>
-              <w:t>able!</w:t>
+              <w:t># Now check the frequency table — much more readable!</w:t>
             </w:r>
           </w:p>
           <w:p>
@@ -10049,12 +9696,6 @@
         <w:gridCol w:w="9360"/>
       </w:tblGrid>
       <w:tr>
-        <w:tblPrEx>
-          <w:tblCellMar>
-            <w:top w:w="0" w:type="dxa"/>
-            <w:bottom w:w="0" w:type="dxa"/>
-          </w:tblCellMar>
-        </w:tblPrEx>
         <w:tc>
           <w:tcPr>
             <w:tcW w:w="9360" w:type="dxa"/>
@@ -10080,35 +9721,21 @@
                 <w:bCs/>
                 <w:color w:val="FFFFFF"/>
               </w:rPr>
-              <w:t>📝</w:t>
-            </w:r>
+              <w:t>📝  Task</w:t>
+            </w:r>
+            <w:proofErr w:type="gramEnd"/>
             <w:r>
               <w:rPr>
                 <w:b/>
                 <w:bCs/>
                 <w:color w:val="FFFFFF"/>
               </w:rPr>
-              <w:t xml:space="preserve">  Task</w:t>
-            </w:r>
-            <w:proofErr w:type="gramEnd"/>
-            <w:r>
-              <w:rPr>
-                <w:b/>
-                <w:bCs/>
-                <w:color w:val="FFFFFF"/>
-              </w:rPr>
               <w:t xml:space="preserve"> 1 (Session I)</w:t>
             </w:r>
           </w:p>
         </w:tc>
       </w:tr>
       <w:tr>
-        <w:tblPrEx>
-          <w:tblCellMar>
-            <w:top w:w="0" w:type="dxa"/>
-            <w:bottom w:w="0" w:type="dxa"/>
-          </w:tblCellMar>
-        </w:tblPrEx>
         <w:tc>
           <w:tcPr>
             <w:tcW w:w="9360" w:type="dxa"/>
@@ -10343,12 +9970,6 @@
         <w:gridCol w:w="9360"/>
       </w:tblGrid>
       <w:tr>
-        <w:tblPrEx>
-          <w:tblCellMar>
-            <w:top w:w="0" w:type="dxa"/>
-            <w:bottom w:w="0" w:type="dxa"/>
-          </w:tblCellMar>
-        </w:tblPrEx>
         <w:tc>
           <w:tcPr>
             <w:tcW w:w="9360" w:type="dxa"/>
@@ -10771,16 +10392,7 @@
                 <w:sz w:val="19"/>
                 <w:szCs w:val="19"/>
               </w:rPr>
-              <w:t xml:space="preserve">    </w:t>
-            </w:r>
-            <w:r>
-              <w:rPr>
-                <w:rFonts w:ascii="Courier New" w:eastAsia="Courier New" w:hAnsi="Courier New" w:cs="Courier New"/>
-                <w:color w:val="1E3A5F"/>
-                <w:sz w:val="19"/>
-                <w:szCs w:val="19"/>
-              </w:rPr>
-              <w:t xml:space="preserve">       # 189  11 (189 rows, 11 columns)</w:t>
+              <w:t xml:space="preserve">           # 189  11 (189 rows, 11 columns)</w:t>
             </w:r>
           </w:p>
           <w:p>
@@ -10993,12 +10605,6 @@
         <w:gridCol w:w="9360"/>
       </w:tblGrid>
       <w:tr>
-        <w:tblPrEx>
-          <w:tblCellMar>
-            <w:top w:w="0" w:type="dxa"/>
-            <w:bottom w:w="0" w:type="dxa"/>
-          </w:tblCellMar>
-        </w:tblPrEx>
         <w:tc>
           <w:tcPr>
             <w:tcW w:w="9360" w:type="dxa"/>
@@ -11024,35 +10630,21 @@
                 <w:bCs/>
                 <w:color w:val="FFFFFF"/>
               </w:rPr>
-              <w:t>📝</w:t>
-            </w:r>
+              <w:t>📝  Task</w:t>
+            </w:r>
+            <w:proofErr w:type="gramEnd"/>
             <w:r>
               <w:rPr>
                 <w:b/>
                 <w:bCs/>
                 <w:color w:val="FFFFFF"/>
               </w:rPr>
-              <w:t xml:space="preserve">  Task</w:t>
-            </w:r>
-            <w:proofErr w:type="gramEnd"/>
-            <w:r>
-              <w:rPr>
-                <w:b/>
-                <w:bCs/>
-                <w:color w:val="FFFFFF"/>
-              </w:rPr>
               <w:t xml:space="preserve"> 2 (Session II)</w:t>
             </w:r>
           </w:p>
         </w:tc>
       </w:tr>
       <w:tr>
-        <w:tblPrEx>
-          <w:tblCellMar>
-            <w:top w:w="0" w:type="dxa"/>
-            <w:bottom w:w="0" w:type="dxa"/>
-          </w:tblCellMar>
-        </w:tblPrEx>
         <w:tc>
           <w:tcPr>
             <w:tcW w:w="9360" w:type="dxa"/>
@@ -11295,12 +10887,6 @@
         <w:gridCol w:w="9360"/>
       </w:tblGrid>
       <w:tr>
-        <w:tblPrEx>
-          <w:tblCellMar>
-            <w:top w:w="0" w:type="dxa"/>
-            <w:bottom w:w="0" w:type="dxa"/>
-          </w:tblCellMar>
-        </w:tblPrEx>
         <w:tc>
           <w:tcPr>
             <w:tcW w:w="9360" w:type="dxa"/>
@@ -11548,16 +11134,7 @@
                 <w:sz w:val="19"/>
                 <w:szCs w:val="19"/>
               </w:rPr>
-              <w:t xml:space="preserve">     # total number of </w:t>
-            </w:r>
-            <w:r>
-              <w:rPr>
-                <w:rFonts w:ascii="Courier New" w:eastAsia="Courier New" w:hAnsi="Courier New" w:cs="Courier New"/>
-                <w:color w:val="1E3A5F"/>
-                <w:sz w:val="19"/>
-                <w:szCs w:val="19"/>
-              </w:rPr>
-              <w:t>missing cells in whole dataset</w:t>
+              <w:t xml:space="preserve">     # total number of missing cells in whole dataset</w:t>
             </w:r>
           </w:p>
           <w:p>
@@ -11917,12 +11494,6 @@
         <w:gridCol w:w="9360"/>
       </w:tblGrid>
       <w:tr>
-        <w:tblPrEx>
-          <w:tblCellMar>
-            <w:top w:w="0" w:type="dxa"/>
-            <w:bottom w:w="0" w:type="dxa"/>
-          </w:tblCellMar>
-        </w:tblPrEx>
         <w:tc>
           <w:tcPr>
             <w:tcW w:w="9360" w:type="dxa"/>
@@ -11948,35 +11519,21 @@
                 <w:bCs/>
                 <w:color w:val="FFFFFF"/>
               </w:rPr>
-              <w:t>📝</w:t>
-            </w:r>
+              <w:t>📝  Task</w:t>
+            </w:r>
+            <w:proofErr w:type="gramEnd"/>
             <w:r>
               <w:rPr>
                 <w:b/>
                 <w:bCs/>
                 <w:color w:val="FFFFFF"/>
               </w:rPr>
-              <w:t xml:space="preserve">  Task</w:t>
-            </w:r>
-            <w:proofErr w:type="gramEnd"/>
-            <w:r>
-              <w:rPr>
-                <w:b/>
-                <w:bCs/>
-                <w:color w:val="FFFFFF"/>
-              </w:rPr>
               <w:t xml:space="preserve"> 3 (Session III)</w:t>
             </w:r>
           </w:p>
         </w:tc>
       </w:tr>
       <w:tr>
-        <w:tblPrEx>
-          <w:tblCellMar>
-            <w:top w:w="0" w:type="dxa"/>
-            <w:bottom w:w="0" w:type="dxa"/>
-          </w:tblCellMar>
-        </w:tblPrEx>
         <w:tc>
           <w:tcPr>
             <w:tcW w:w="9360" w:type="dxa"/>
@@ -12181,15 +11738,7 @@
                 <w:sz w:val="21"/>
                 <w:szCs w:val="21"/>
               </w:rPr>
-              <w:t>low_fact</w:t>
-            </w:r>
-            <w:r>
-              <w:rPr>
-                <w:color w:val="1E293B"/>
-                <w:sz w:val="21"/>
-                <w:szCs w:val="21"/>
-              </w:rPr>
-              <w:t>or</w:t>
+              <w:t>low_factor</w:t>
             </w:r>
             <w:proofErr w:type="spellEnd"/>
             <w:r>
@@ -12288,12 +11837,6 @@
         <w:gridCol w:w="4760"/>
       </w:tblGrid>
       <w:tr>
-        <w:tblPrEx>
-          <w:tblCellMar>
-            <w:top w:w="0" w:type="dxa"/>
-            <w:bottom w:w="0" w:type="dxa"/>
-          </w:tblCellMar>
-        </w:tblPrEx>
         <w:trPr>
           <w:tblHeader/>
         </w:trPr>
@@ -12398,12 +11941,6 @@
         </w:tc>
       </w:tr>
       <w:tr>
-        <w:tblPrEx>
-          <w:tblCellMar>
-            <w:top w:w="0" w:type="dxa"/>
-            <w:bottom w:w="0" w:type="dxa"/>
-          </w:tblCellMar>
-        </w:tblPrEx>
         <w:tc>
           <w:tcPr>
             <w:tcW w:w="1400" w:type="dxa"/>
@@ -12520,12 +12057,6 @@
         </w:tc>
       </w:tr>
       <w:tr>
-        <w:tblPrEx>
-          <w:tblCellMar>
-            <w:top w:w="0" w:type="dxa"/>
-            <w:bottom w:w="0" w:type="dxa"/>
-          </w:tblCellMar>
-        </w:tblPrEx>
         <w:tc>
           <w:tcPr>
             <w:tcW w:w="1400" w:type="dxa"/>
@@ -12660,12 +12191,6 @@
         </w:tc>
       </w:tr>
       <w:tr>
-        <w:tblPrEx>
-          <w:tblCellMar>
-            <w:top w:w="0" w:type="dxa"/>
-            <w:bottom w:w="0" w:type="dxa"/>
-          </w:tblCellMar>
-        </w:tblPrEx>
         <w:tc>
           <w:tcPr>
             <w:tcW w:w="1400" w:type="dxa"/>
@@ -12818,12 +12343,6 @@
         </w:tc>
       </w:tr>
       <w:tr>
-        <w:tblPrEx>
-          <w:tblCellMar>
-            <w:top w:w="0" w:type="dxa"/>
-            <w:bottom w:w="0" w:type="dxa"/>
-          </w:tblCellMar>
-        </w:tblPrEx>
         <w:tc>
           <w:tcPr>
             <w:tcW w:w="1400" w:type="dxa"/>
@@ -12958,12 +12477,6 @@
         </w:tc>
       </w:tr>
       <w:tr>
-        <w:tblPrEx>
-          <w:tblCellMar>
-            <w:top w:w="0" w:type="dxa"/>
-            <w:bottom w:w="0" w:type="dxa"/>
-          </w:tblCellMar>
-        </w:tblPrEx>
         <w:tc>
           <w:tcPr>
             <w:tcW w:w="1400" w:type="dxa"/>
@@ -13118,12 +12631,6 @@
         </w:tc>
       </w:tr>
       <w:tr>
-        <w:tblPrEx>
-          <w:tblCellMar>
-            <w:top w:w="0" w:type="dxa"/>
-            <w:bottom w:w="0" w:type="dxa"/>
-          </w:tblCellMar>
-        </w:tblPrEx>
         <w:tc>
           <w:tcPr>
             <w:tcW w:w="1400" w:type="dxa"/>
@@ -13320,12 +12827,6 @@
         <w:gridCol w:w="9360"/>
       </w:tblGrid>
       <w:tr>
-        <w:tblPrEx>
-          <w:tblCellMar>
-            <w:top w:w="0" w:type="dxa"/>
-            <w:bottom w:w="0" w:type="dxa"/>
-          </w:tblCellMar>
-        </w:tblPrEx>
         <w:tc>
           <w:tcPr>
             <w:tcW w:w="9360" w:type="dxa"/>
@@ -13811,16 +13312,7 @@
                 <w:sz w:val="19"/>
                 <w:szCs w:val="19"/>
               </w:rPr>
-              <w:t xml:space="preserve">- infant %&gt;% select(id, </w:t>
-            </w:r>
-            <w:r>
-              <w:rPr>
-                <w:rFonts w:ascii="Courier New" w:eastAsia="Courier New" w:hAnsi="Courier New" w:cs="Courier New"/>
-                <w:color w:val="1E3A5F"/>
-                <w:sz w:val="19"/>
-                <w:szCs w:val="19"/>
-              </w:rPr>
-              <w:t xml:space="preserve">age, </w:t>
+              <w:t xml:space="preserve">- infant %&gt;% select(id, age, </w:t>
             </w:r>
             <w:proofErr w:type="spellStart"/>
             <w:r>
@@ -14419,16 +13911,7 @@
                 <w:sz w:val="19"/>
                 <w:szCs w:val="19"/>
               </w:rPr>
-              <w:t># GROU</w:t>
-            </w:r>
-            <w:r>
-              <w:rPr>
-                <w:rFonts w:ascii="Courier New" w:eastAsia="Courier New" w:hAnsi="Courier New" w:cs="Courier New"/>
-                <w:color w:val="1E3A5F"/>
-                <w:sz w:val="19"/>
-                <w:szCs w:val="19"/>
-              </w:rPr>
-              <w:t>P_BY + SUMMARISE: statistics by group</w:t>
+              <w:t># GROUP_BY + SUMMARISE: statistics by group</w:t>
             </w:r>
           </w:p>
           <w:p>
@@ -14723,12 +14206,6 @@
         <w:gridCol w:w="9360"/>
       </w:tblGrid>
       <w:tr>
-        <w:tblPrEx>
-          <w:tblCellMar>
-            <w:top w:w="0" w:type="dxa"/>
-            <w:bottom w:w="0" w:type="dxa"/>
-          </w:tblCellMar>
-        </w:tblPrEx>
         <w:tc>
           <w:tcPr>
             <w:tcW w:w="9360" w:type="dxa"/>
@@ -14754,35 +14231,21 @@
                 <w:bCs/>
                 <w:color w:val="FFFFFF"/>
               </w:rPr>
-              <w:t>📝</w:t>
-            </w:r>
+              <w:t>📝  Task</w:t>
+            </w:r>
+            <w:proofErr w:type="gramEnd"/>
             <w:r>
               <w:rPr>
                 <w:b/>
                 <w:bCs/>
                 <w:color w:val="FFFFFF"/>
               </w:rPr>
-              <w:t xml:space="preserve">  Task</w:t>
-            </w:r>
-            <w:proofErr w:type="gramEnd"/>
-            <w:r>
-              <w:rPr>
-                <w:b/>
-                <w:bCs/>
-                <w:color w:val="FFFFFF"/>
-              </w:rPr>
               <w:t xml:space="preserve"> 4 (Session IV)</w:t>
             </w:r>
           </w:p>
         </w:tc>
       </w:tr>
       <w:tr>
-        <w:tblPrEx>
-          <w:tblCellMar>
-            <w:top w:w="0" w:type="dxa"/>
-            <w:bottom w:w="0" w:type="dxa"/>
-          </w:tblCellMar>
-        </w:tblPrEx>
         <w:tc>
           <w:tcPr>
             <w:tcW w:w="9360" w:type="dxa"/>
@@ -15166,13 +14629,7 @@
         <w:rPr>
           <w:color w:val="1E293B"/>
         </w:rPr>
-        <w:t xml:space="preserve">Always describe your data BEFORE running </w:t>
-      </w:r>
-      <w:r>
-        <w:rPr>
-          <w:color w:val="1E293B"/>
-        </w:rPr>
-        <w:t>any tests. Ask: what do my variables look like?</w:t>
+        <w:t>Always describe your data BEFORE running any tests. Ask: what do my variables look like?</w:t>
       </w:r>
     </w:p>
     <w:tbl>
@@ -15196,12 +14653,6 @@
         <w:gridCol w:w="9360"/>
       </w:tblGrid>
       <w:tr>
-        <w:tblPrEx>
-          <w:tblCellMar>
-            <w:top w:w="0" w:type="dxa"/>
-            <w:bottom w:w="0" w:type="dxa"/>
-          </w:tblCellMar>
-        </w:tblPrEx>
         <w:tc>
           <w:tcPr>
             <w:tcW w:w="9360" w:type="dxa"/>
@@ -15634,16 +15085,7 @@
                 <w:sz w:val="19"/>
                 <w:szCs w:val="19"/>
               </w:rPr>
-              <w:t xml:space="preserve">    # 0% 2</w:t>
-            </w:r>
-            <w:r>
-              <w:rPr>
-                <w:rFonts w:ascii="Courier New" w:eastAsia="Courier New" w:hAnsi="Courier New" w:cs="Courier New"/>
-                <w:color w:val="1E3A5F"/>
-                <w:sz w:val="19"/>
-                <w:szCs w:val="19"/>
-              </w:rPr>
-              <w:t>5% 50% 75% 100%</w:t>
+              <w:t xml:space="preserve">    # 0% 25% 50% 75% 100%</w:t>
             </w:r>
           </w:p>
           <w:p>
@@ -16258,12 +15700,6 @@
         <w:gridCol w:w="9360"/>
       </w:tblGrid>
       <w:tr>
-        <w:tblPrEx>
-          <w:tblCellMar>
-            <w:top w:w="0" w:type="dxa"/>
-            <w:bottom w:w="0" w:type="dxa"/>
-          </w:tblCellMar>
-        </w:tblPrEx>
         <w:tc>
           <w:tcPr>
             <w:tcW w:w="9360" w:type="dxa"/>
@@ -16289,35 +15725,21 @@
                 <w:bCs/>
                 <w:color w:val="FFFFFF"/>
               </w:rPr>
-              <w:t>📝</w:t>
-            </w:r>
+              <w:t>📝  Task</w:t>
+            </w:r>
+            <w:proofErr w:type="gramEnd"/>
             <w:r>
               <w:rPr>
                 <w:b/>
                 <w:bCs/>
                 <w:color w:val="FFFFFF"/>
               </w:rPr>
-              <w:t xml:space="preserve">  Task</w:t>
-            </w:r>
-            <w:proofErr w:type="gramEnd"/>
-            <w:r>
-              <w:rPr>
-                <w:b/>
-                <w:bCs/>
-                <w:color w:val="FFFFFF"/>
-              </w:rPr>
               <w:t xml:space="preserve"> 1 (Session I)</w:t>
             </w:r>
           </w:p>
         </w:tc>
       </w:tr>
       <w:tr>
-        <w:tblPrEx>
-          <w:tblCellMar>
-            <w:top w:w="0" w:type="dxa"/>
-            <w:bottom w:w="0" w:type="dxa"/>
-          </w:tblCellMar>
-        </w:tblPrEx>
         <w:tc>
           <w:tcPr>
             <w:tcW w:w="9360" w:type="dxa"/>
@@ -16503,12 +15925,6 @@
         <w:gridCol w:w="3460"/>
       </w:tblGrid>
       <w:tr>
-        <w:tblPrEx>
-          <w:tblCellMar>
-            <w:top w:w="0" w:type="dxa"/>
-            <w:bottom w:w="0" w:type="dxa"/>
-          </w:tblCellMar>
-        </w:tblPrEx>
         <w:trPr>
           <w:tblHeader/>
         </w:trPr>
@@ -16647,12 +16063,6 @@
         </w:tc>
       </w:tr>
       <w:tr>
-        <w:tblPrEx>
-          <w:tblCellMar>
-            <w:top w:w="0" w:type="dxa"/>
-            <w:bottom w:w="0" w:type="dxa"/>
-          </w:tblCellMar>
-        </w:tblPrEx>
         <w:tc>
           <w:tcPr>
             <w:tcW w:w="2200" w:type="dxa"/>
@@ -16823,12 +16233,6 @@
         </w:tc>
       </w:tr>
       <w:tr>
-        <w:tblPrEx>
-          <w:tblCellMar>
-            <w:top w:w="0" w:type="dxa"/>
-            <w:bottom w:w="0" w:type="dxa"/>
-          </w:tblCellMar>
-        </w:tblPrEx>
         <w:tc>
           <w:tcPr>
             <w:tcW w:w="2200" w:type="dxa"/>
@@ -16963,12 +16367,6 @@
         </w:tc>
       </w:tr>
       <w:tr>
-        <w:tblPrEx>
-          <w:tblCellMar>
-            <w:top w:w="0" w:type="dxa"/>
-            <w:bottom w:w="0" w:type="dxa"/>
-          </w:tblCellMar>
-        </w:tblPrEx>
         <w:tc>
           <w:tcPr>
             <w:tcW w:w="2200" w:type="dxa"/>
@@ -17131,12 +16529,6 @@
         </w:tc>
       </w:tr>
       <w:tr>
-        <w:tblPrEx>
-          <w:tblCellMar>
-            <w:top w:w="0" w:type="dxa"/>
-            <w:bottom w:w="0" w:type="dxa"/>
-          </w:tblCellMar>
-        </w:tblPrEx>
         <w:tc>
           <w:tcPr>
             <w:tcW w:w="2200" w:type="dxa"/>
@@ -17307,12 +16699,6 @@
         </w:tc>
       </w:tr>
       <w:tr>
-        <w:tblPrEx>
-          <w:tblCellMar>
-            <w:top w:w="0" w:type="dxa"/>
-            <w:bottom w:w="0" w:type="dxa"/>
-          </w:tblCellMar>
-        </w:tblPrEx>
         <w:tc>
           <w:tcPr>
             <w:tcW w:w="2200" w:type="dxa"/>
@@ -17491,12 +16877,6 @@
         <w:gridCol w:w="9360"/>
       </w:tblGrid>
       <w:tr>
-        <w:tblPrEx>
-          <w:tblCellMar>
-            <w:top w:w="0" w:type="dxa"/>
-            <w:bottom w:w="0" w:type="dxa"/>
-          </w:tblCellMar>
-        </w:tblPrEx>
         <w:tc>
           <w:tcPr>
             <w:tcW w:w="9360" w:type="dxa"/>
@@ -17884,12 +17264,6 @@
         <w:gridCol w:w="9360"/>
       </w:tblGrid>
       <w:tr>
-        <w:tblPrEx>
-          <w:tblCellMar>
-            <w:top w:w="0" w:type="dxa"/>
-            <w:bottom w:w="0" w:type="dxa"/>
-          </w:tblCellMar>
-        </w:tblPrEx>
         <w:tc>
           <w:tcPr>
             <w:tcW w:w="9360" w:type="dxa"/>
@@ -17915,35 +17289,21 @@
                 <w:bCs/>
                 <w:color w:val="FFFFFF"/>
               </w:rPr>
-              <w:t>📝</w:t>
-            </w:r>
+              <w:t>📝  Task</w:t>
+            </w:r>
+            <w:proofErr w:type="gramEnd"/>
             <w:r>
               <w:rPr>
                 <w:b/>
                 <w:bCs/>
                 <w:color w:val="FFFFFF"/>
               </w:rPr>
-              <w:t xml:space="preserve">  Task</w:t>
-            </w:r>
-            <w:proofErr w:type="gramEnd"/>
-            <w:r>
-              <w:rPr>
-                <w:b/>
-                <w:bCs/>
-                <w:color w:val="FFFFFF"/>
-              </w:rPr>
               <w:t xml:space="preserve"> 2 (Session II)</w:t>
             </w:r>
           </w:p>
         </w:tc>
       </w:tr>
       <w:tr>
-        <w:tblPrEx>
-          <w:tblCellMar>
-            <w:top w:w="0" w:type="dxa"/>
-            <w:bottom w:w="0" w:type="dxa"/>
-          </w:tblCellMar>
-        </w:tblPrEx>
         <w:tc>
           <w:tcPr>
             <w:tcW w:w="9360" w:type="dxa"/>
@@ -18105,12 +17465,6 @@
         <w:gridCol w:w="9360"/>
       </w:tblGrid>
       <w:tr>
-        <w:tblPrEx>
-          <w:tblCellMar>
-            <w:top w:w="0" w:type="dxa"/>
-            <w:bottom w:w="0" w:type="dxa"/>
-          </w:tblCellMar>
-        </w:tblPrEx>
         <w:tc>
           <w:tcPr>
             <w:tcW w:w="9360" w:type="dxa"/>
@@ -18141,12 +17495,6 @@
         </w:tc>
       </w:tr>
       <w:tr>
-        <w:tblPrEx>
-          <w:tblCellMar>
-            <w:top w:w="0" w:type="dxa"/>
-            <w:bottom w:w="0" w:type="dxa"/>
-          </w:tblCellMar>
-        </w:tblPrEx>
         <w:tc>
           <w:tcPr>
             <w:tcW w:w="9360" w:type="dxa"/>
@@ -18282,12 +17630,6 @@
         <w:gridCol w:w="9360"/>
       </w:tblGrid>
       <w:tr>
-        <w:tblPrEx>
-          <w:tblCellMar>
-            <w:top w:w="0" w:type="dxa"/>
-            <w:bottom w:w="0" w:type="dxa"/>
-          </w:tblCellMar>
-        </w:tblPrEx>
         <w:tc>
           <w:tcPr>
             <w:tcW w:w="9360" w:type="dxa"/>
@@ -18475,16 +17817,7 @@
                 <w:sz w:val="19"/>
                 <w:szCs w:val="19"/>
               </w:rPr>
-              <w:t>#  t = 2.7299, df = 170.1</w:t>
-            </w:r>
-            <w:r>
-              <w:rPr>
-                <w:rFonts w:ascii="Courier New" w:eastAsia="Courier New" w:hAnsi="Courier New" w:cs="Courier New"/>
-                <w:color w:val="1E3A5F"/>
-                <w:sz w:val="19"/>
-                <w:szCs w:val="19"/>
-              </w:rPr>
-              <w:t>, p-value = 0.007003</w:t>
+              <w:t>#  t = 2.7299, df = 170.1, p-value = 0.007003</w:t>
             </w:r>
           </w:p>
           <w:p>
@@ -18579,16 +17912,7 @@
                 <w:sz w:val="19"/>
                 <w:szCs w:val="19"/>
               </w:rPr>
-              <w:t># Same i</w:t>
-            </w:r>
-            <w:r>
-              <w:rPr>
-                <w:rFonts w:ascii="Courier New" w:eastAsia="Courier New" w:hAnsi="Courier New" w:cs="Courier New"/>
-                <w:color w:val="1E3A5F"/>
-                <w:sz w:val="19"/>
-                <w:szCs w:val="19"/>
-              </w:rPr>
-              <w:t>nfants measured twice → must use paired = TRUE</w:t>
+              <w:t># Same infants measured twice → must use paired = TRUE</w:t>
             </w:r>
           </w:p>
           <w:p>
@@ -18920,16 +18244,7 @@
                 <w:sz w:val="19"/>
                 <w:szCs w:val="19"/>
               </w:rPr>
-              <w:t>lbw$lo</w:t>
-            </w:r>
-            <w:r>
-              <w:rPr>
-                <w:rFonts w:ascii="Courier New" w:eastAsia="Courier New" w:hAnsi="Courier New" w:cs="Courier New"/>
-                <w:color w:val="1E3A5F"/>
-                <w:sz w:val="19"/>
-                <w:szCs w:val="19"/>
-              </w:rPr>
-              <w:t>w_factor</w:t>
+              <w:t>lbw$low_factor</w:t>
             </w:r>
             <w:proofErr w:type="spellEnd"/>
             <w:r>
@@ -19105,12 +18420,6 @@
         <w:gridCol w:w="9360"/>
       </w:tblGrid>
       <w:tr>
-        <w:tblPrEx>
-          <w:tblCellMar>
-            <w:top w:w="0" w:type="dxa"/>
-            <w:bottom w:w="0" w:type="dxa"/>
-          </w:tblCellMar>
-        </w:tblPrEx>
         <w:tc>
           <w:tcPr>
             <w:tcW w:w="9360" w:type="dxa"/>
@@ -19136,35 +18445,21 @@
                 <w:bCs/>
                 <w:color w:val="FFFFFF"/>
               </w:rPr>
-              <w:t>📝</w:t>
-            </w:r>
+              <w:t>📝  Task</w:t>
+            </w:r>
+            <w:proofErr w:type="gramEnd"/>
             <w:r>
               <w:rPr>
                 <w:b/>
                 <w:bCs/>
                 <w:color w:val="FFFFFF"/>
               </w:rPr>
-              <w:t xml:space="preserve">  Task</w:t>
-            </w:r>
-            <w:proofErr w:type="gramEnd"/>
-            <w:r>
-              <w:rPr>
-                <w:b/>
-                <w:bCs/>
-                <w:color w:val="FFFFFF"/>
-              </w:rPr>
               <w:t xml:space="preserve"> 3 (Session III)</w:t>
             </w:r>
           </w:p>
         </w:tc>
       </w:tr>
       <w:tr>
-        <w:tblPrEx>
-          <w:tblCellMar>
-            <w:top w:w="0" w:type="dxa"/>
-            <w:bottom w:w="0" w:type="dxa"/>
-          </w:tblCellMar>
-        </w:tblPrEx>
         <w:tc>
           <w:tcPr>
             <w:tcW w:w="9360" w:type="dxa"/>
@@ -19405,15 +18700,7 @@
                 <w:sz w:val="21"/>
                 <w:szCs w:val="21"/>
               </w:rPr>
-              <w:t xml:space="preserve">Did infant height (ht1) differ </w:t>
-            </w:r>
-            <w:r>
-              <w:rPr>
-                <w:color w:val="1E293B"/>
-                <w:sz w:val="21"/>
-                <w:szCs w:val="21"/>
-              </w:rPr>
-              <w:t>significantly by sex? State your H0 first, then run the test</w:t>
+              <w:t>Did infant height (ht1) differ significantly by sex? State your H0 first, then run the test</w:t>
             </w:r>
           </w:p>
           <w:p>
@@ -19488,12 +18775,6 @@
         <w:gridCol w:w="9360"/>
       </w:tblGrid>
       <w:tr>
-        <w:tblPrEx>
-          <w:tblCellMar>
-            <w:top w:w="0" w:type="dxa"/>
-            <w:bottom w:w="0" w:type="dxa"/>
-          </w:tblCellMar>
-        </w:tblPrEx>
         <w:tc>
           <w:tcPr>
             <w:tcW w:w="9360" w:type="dxa"/>
@@ -19830,16 +19111,7 @@
                 <w:sz w:val="19"/>
                 <w:szCs w:val="19"/>
               </w:rPr>
-              <w:t xml:space="preserve">  5015725 2507862   4.913  0.0</w:t>
-            </w:r>
-            <w:r>
-              <w:rPr>
-                <w:rFonts w:ascii="Courier New" w:eastAsia="Courier New" w:hAnsi="Courier New" w:cs="Courier New"/>
-                <w:color w:val="1E3A5F"/>
-                <w:sz w:val="19"/>
-                <w:szCs w:val="19"/>
-              </w:rPr>
-              <w:t>0834 **</w:t>
+              <w:t xml:space="preserve">  5015725 2507862   4.913  0.00834 **</w:t>
             </w:r>
           </w:p>
           <w:p>
@@ -20224,16 +19496,7 @@
                 <w:sz w:val="19"/>
                 <w:szCs w:val="19"/>
               </w:rPr>
-              <w:t># ─── SIMPLE LINEAR REGRESSION ────────────</w:t>
-            </w:r>
-            <w:r>
-              <w:rPr>
-                <w:rFonts w:ascii="Courier New" w:eastAsia="Courier New" w:hAnsi="Courier New" w:cs="Courier New"/>
-                <w:color w:val="1E3A5F"/>
-                <w:sz w:val="19"/>
-                <w:szCs w:val="19"/>
-              </w:rPr>
-              <w:t>───────────────────────</w:t>
+              <w:t># ─── SIMPLE LINEAR REGRESSION ───────────────────────────────────</w:t>
             </w:r>
           </w:p>
           <w:p>
@@ -20384,16 +19647,7 @@
                 <w:sz w:val="19"/>
                 <w:szCs w:val="19"/>
               </w:rPr>
-              <w:t># ─── MULTIPL</w:t>
-            </w:r>
-            <w:r>
-              <w:rPr>
-                <w:rFonts w:ascii="Courier New" w:eastAsia="Courier New" w:hAnsi="Courier New" w:cs="Courier New"/>
-                <w:color w:val="1E3A5F"/>
-                <w:sz w:val="19"/>
-                <w:szCs w:val="19"/>
-              </w:rPr>
-              <w:t>E LINEAR REGRESSION ─────────────────────────────────</w:t>
+              <w:t># ─── MULTIPLE LINEAR REGRESSION ─────────────────────────────────</w:t>
             </w:r>
           </w:p>
           <w:p>
@@ -20577,12 +19831,6 @@
         <w:gridCol w:w="9360"/>
       </w:tblGrid>
       <w:tr>
-        <w:tblPrEx>
-          <w:tblCellMar>
-            <w:top w:w="0" w:type="dxa"/>
-            <w:bottom w:w="0" w:type="dxa"/>
-          </w:tblCellMar>
-        </w:tblPrEx>
         <w:tc>
           <w:tcPr>
             <w:tcW w:w="9360" w:type="dxa"/>
@@ -20608,35 +19856,21 @@
                 <w:bCs/>
                 <w:color w:val="FFFFFF"/>
               </w:rPr>
-              <w:t>📝</w:t>
-            </w:r>
+              <w:t>📝  Task</w:t>
+            </w:r>
+            <w:proofErr w:type="gramEnd"/>
             <w:r>
               <w:rPr>
                 <w:b/>
                 <w:bCs/>
                 <w:color w:val="FFFFFF"/>
               </w:rPr>
-              <w:t xml:space="preserve">  Task</w:t>
-            </w:r>
-            <w:proofErr w:type="gramEnd"/>
-            <w:r>
-              <w:rPr>
-                <w:b/>
-                <w:bCs/>
-                <w:color w:val="FFFFFF"/>
-              </w:rPr>
               <w:t xml:space="preserve"> 4 (Session IV)</w:t>
             </w:r>
           </w:p>
         </w:tc>
       </w:tr>
       <w:tr>
-        <w:tblPrEx>
-          <w:tblCellMar>
-            <w:top w:w="0" w:type="dxa"/>
-            <w:bottom w:w="0" w:type="dxa"/>
-          </w:tblCellMar>
-        </w:tblPrEx>
         <w:tc>
           <w:tcPr>
             <w:tcW w:w="9360" w:type="dxa"/>
@@ -20840,8 +20074,6 @@
         </w:rPr>
         <w:t>Session I: Grammar of Graphics</w:t>
       </w:r>
-      <w:bookmarkStart w:id="0" w:name="_GoBack"/>
-      <w:bookmarkEnd w:id="0"/>
     </w:p>
     <w:p>
       <w:pPr>
@@ -20943,12 +20175,6 @@
         <w:gridCol w:w="4960"/>
       </w:tblGrid>
       <w:tr>
-        <w:tblPrEx>
-          <w:tblCellMar>
-            <w:top w:w="0" w:type="dxa"/>
-            <w:bottom w:w="0" w:type="dxa"/>
-          </w:tblCellMar>
-        </w:tblPrEx>
         <w:trPr>
           <w:tblHeader/>
         </w:trPr>
@@ -21053,12 +20279,6 @@
         </w:tc>
       </w:tr>
       <w:tr>
-        <w:tblPrEx>
-          <w:tblCellMar>
-            <w:top w:w="0" w:type="dxa"/>
-            <w:bottom w:w="0" w:type="dxa"/>
-          </w:tblCellMar>
-        </w:tblPrEx>
         <w:tc>
           <w:tcPr>
             <w:tcW w:w="1200" w:type="dxa"/>
@@ -21183,12 +20403,6 @@
         </w:tc>
       </w:tr>
       <w:tr>
-        <w:tblPrEx>
-          <w:tblCellMar>
-            <w:top w:w="0" w:type="dxa"/>
-            <w:bottom w:w="0" w:type="dxa"/>
-          </w:tblCellMar>
-        </w:tblPrEx>
         <w:tc>
           <w:tcPr>
             <w:tcW w:w="1200" w:type="dxa"/>
@@ -21303,12 +20517,6 @@
         </w:tc>
       </w:tr>
       <w:tr>
-        <w:tblPrEx>
-          <w:tblCellMar>
-            <w:top w:w="0" w:type="dxa"/>
-            <w:bottom w:w="0" w:type="dxa"/>
-          </w:tblCellMar>
-        </w:tblPrEx>
         <w:tc>
           <w:tcPr>
             <w:tcW w:w="1200" w:type="dxa"/>
@@ -21405,12 +20613,6 @@
         </w:tc>
       </w:tr>
       <w:tr>
-        <w:tblPrEx>
-          <w:tblCellMar>
-            <w:top w:w="0" w:type="dxa"/>
-            <w:bottom w:w="0" w:type="dxa"/>
-          </w:tblCellMar>
-        </w:tblPrEx>
         <w:tc>
           <w:tcPr>
             <w:tcW w:w="1200" w:type="dxa"/>
@@ -21569,12 +20771,6 @@
         <w:gridCol w:w="9360"/>
       </w:tblGrid>
       <w:tr>
-        <w:tblPrEx>
-          <w:tblCellMar>
-            <w:top w:w="0" w:type="dxa"/>
-            <w:bottom w:w="0" w:type="dxa"/>
-          </w:tblCellMar>
-        </w:tblPrEx>
         <w:tc>
           <w:tcPr>
             <w:tcW w:w="9360" w:type="dxa"/>
@@ -22085,12 +21281,6 @@
         <w:gridCol w:w="9360"/>
       </w:tblGrid>
       <w:tr>
-        <w:tblPrEx>
-          <w:tblCellMar>
-            <w:top w:w="0" w:type="dxa"/>
-            <w:bottom w:w="0" w:type="dxa"/>
-          </w:tblCellMar>
-        </w:tblPrEx>
         <w:tc>
           <w:tcPr>
             <w:tcW w:w="9360" w:type="dxa"/>
@@ -22116,35 +21306,21 @@
                 <w:bCs/>
                 <w:color w:val="FFFFFF"/>
               </w:rPr>
-              <w:t>📝</w:t>
-            </w:r>
+              <w:t>📝  Task</w:t>
+            </w:r>
+            <w:proofErr w:type="gramEnd"/>
             <w:r>
               <w:rPr>
                 <w:b/>
                 <w:bCs/>
                 <w:color w:val="FFFFFF"/>
               </w:rPr>
-              <w:t xml:space="preserve">  Task</w:t>
-            </w:r>
-            <w:proofErr w:type="gramEnd"/>
-            <w:r>
-              <w:rPr>
-                <w:b/>
-                <w:bCs/>
-                <w:color w:val="FFFFFF"/>
-              </w:rPr>
               <w:t xml:space="preserve"> 1 (Session I)</w:t>
             </w:r>
           </w:p>
         </w:tc>
       </w:tr>
       <w:tr>
-        <w:tblPrEx>
-          <w:tblCellMar>
-            <w:top w:w="0" w:type="dxa"/>
-            <w:bottom w:w="0" w:type="dxa"/>
-          </w:tblCellMar>
-        </w:tblPrEx>
         <w:tc>
           <w:tcPr>
             <w:tcW w:w="9360" w:type="dxa"/>
@@ -22342,12 +21518,6 @@
         <w:gridCol w:w="9360"/>
       </w:tblGrid>
       <w:tr>
-        <w:tblPrEx>
-          <w:tblCellMar>
-            <w:top w:w="0" w:type="dxa"/>
-            <w:bottom w:w="0" w:type="dxa"/>
-          </w:tblCellMar>
-        </w:tblPrEx>
         <w:tc>
           <w:tcPr>
             <w:tcW w:w="9360" w:type="dxa"/>
@@ -22831,16 +22001,7 @@
                 <w:sz w:val="19"/>
                 <w:szCs w:val="19"/>
               </w:rPr>
-              <w:t>title = 'Race Distribution', x = 'Race', y = 'Count')</w:t>
-            </w:r>
-            <w:r>
-              <w:rPr>
-                <w:rFonts w:ascii="Courier New" w:eastAsia="Courier New" w:hAnsi="Courier New" w:cs="Courier New"/>
-                <w:color w:val="1E3A5F"/>
-                <w:sz w:val="19"/>
-                <w:szCs w:val="19"/>
-              </w:rPr>
-              <w:t xml:space="preserve"> +</w:t>
+              <w:t>title = 'Race Distribution', x = 'Race', y = 'Count') +</w:t>
             </w:r>
           </w:p>
           <w:p>
@@ -23430,16 +22591,7 @@
                 <w:sz w:val="19"/>
                 <w:szCs w:val="19"/>
               </w:rPr>
-              <w:t>title = 'Mother Weig</w:t>
-            </w:r>
-            <w:r>
-              <w:rPr>
-                <w:rFonts w:ascii="Courier New" w:eastAsia="Courier New" w:hAnsi="Courier New" w:cs="Courier New"/>
-                <w:color w:val="1E3A5F"/>
-                <w:sz w:val="19"/>
-                <w:szCs w:val="19"/>
-              </w:rPr>
-              <w:t>ht vs Birth Weight',</w:t>
+              <w:t>title = 'Mother Weight vs Birth Weight',</w:t>
             </w:r>
           </w:p>
           <w:p>
@@ -23556,12 +22708,6 @@
         <w:gridCol w:w="9360"/>
       </w:tblGrid>
       <w:tr>
-        <w:tblPrEx>
-          <w:tblCellMar>
-            <w:top w:w="0" w:type="dxa"/>
-            <w:bottom w:w="0" w:type="dxa"/>
-          </w:tblCellMar>
-        </w:tblPrEx>
         <w:tc>
           <w:tcPr>
             <w:tcW w:w="9360" w:type="dxa"/>
@@ -23587,35 +22733,21 @@
                 <w:bCs/>
                 <w:color w:val="FFFFFF"/>
               </w:rPr>
-              <w:t>📝</w:t>
-            </w:r>
+              <w:t>📝  Task</w:t>
+            </w:r>
+            <w:proofErr w:type="gramEnd"/>
             <w:r>
               <w:rPr>
                 <w:b/>
                 <w:bCs/>
                 <w:color w:val="FFFFFF"/>
               </w:rPr>
-              <w:t xml:space="preserve">  Task</w:t>
-            </w:r>
-            <w:proofErr w:type="gramEnd"/>
-            <w:r>
-              <w:rPr>
-                <w:b/>
-                <w:bCs/>
-                <w:color w:val="FFFFFF"/>
-              </w:rPr>
               <w:t xml:space="preserve"> 2 (Session II)</w:t>
             </w:r>
           </w:p>
         </w:tc>
       </w:tr>
       <w:tr>
-        <w:tblPrEx>
-          <w:tblCellMar>
-            <w:top w:w="0" w:type="dxa"/>
-            <w:bottom w:w="0" w:type="dxa"/>
-          </w:tblCellMar>
-        </w:tblPrEx>
         <w:tc>
           <w:tcPr>
             <w:tcW w:w="9360" w:type="dxa"/>
@@ -23787,12 +22919,6 @@
         <w:gridCol w:w="9360"/>
       </w:tblGrid>
       <w:tr>
-        <w:tblPrEx>
-          <w:tblCellMar>
-            <w:top w:w="0" w:type="dxa"/>
-            <w:bottom w:w="0" w:type="dxa"/>
-          </w:tblCellMar>
-        </w:tblPrEx>
         <w:tc>
           <w:tcPr>
             <w:tcW w:w="9360" w:type="dxa"/>
@@ -24016,16 +23142,7 @@
                 <w:sz w:val="19"/>
                 <w:szCs w:val="19"/>
               </w:rPr>
-              <w:t>title = 'Low Birth Wei</w:t>
-            </w:r>
-            <w:r>
-              <w:rPr>
-                <w:rFonts w:ascii="Courier New" w:eastAsia="Courier New" w:hAnsi="Courier New" w:cs="Courier New"/>
-                <w:color w:val="1E3A5F"/>
-                <w:sz w:val="19"/>
-                <w:szCs w:val="19"/>
-              </w:rPr>
-              <w:t>ght by Race', fill = 'BW Status') +</w:t>
+              <w:t>title = 'Low Birth Weight by Race', fill = 'BW Status') +</w:t>
             </w:r>
           </w:p>
           <w:p>
@@ -24630,16 +23747,7 @@
                 <w:sz w:val="19"/>
                 <w:szCs w:val="19"/>
               </w:rPr>
-              <w:t xml:space="preserve"># Scatter with regression line, </w:t>
-            </w:r>
-            <w:r>
-              <w:rPr>
-                <w:rFonts w:ascii="Courier New" w:eastAsia="Courier New" w:hAnsi="Courier New" w:cs="Courier New"/>
-                <w:color w:val="1E3A5F"/>
-                <w:sz w:val="19"/>
-                <w:szCs w:val="19"/>
-              </w:rPr>
-              <w:t>colored by group</w:t>
+              <w:t># Scatter with regression line, colored by group</w:t>
             </w:r>
           </w:p>
           <w:p>
@@ -24957,12 +24065,6 @@
         <w:gridCol w:w="9360"/>
       </w:tblGrid>
       <w:tr>
-        <w:tblPrEx>
-          <w:tblCellMar>
-            <w:top w:w="0" w:type="dxa"/>
-            <w:bottom w:w="0" w:type="dxa"/>
-          </w:tblCellMar>
-        </w:tblPrEx>
         <w:tc>
           <w:tcPr>
             <w:tcW w:w="9360" w:type="dxa"/>
@@ -24988,35 +24090,21 @@
                 <w:bCs/>
                 <w:color w:val="FFFFFF"/>
               </w:rPr>
-              <w:t>📝</w:t>
-            </w:r>
+              <w:t>📝  Task</w:t>
+            </w:r>
+            <w:proofErr w:type="gramEnd"/>
             <w:r>
               <w:rPr>
                 <w:b/>
                 <w:bCs/>
                 <w:color w:val="FFFFFF"/>
               </w:rPr>
-              <w:t xml:space="preserve">  Task</w:t>
-            </w:r>
-            <w:proofErr w:type="gramEnd"/>
-            <w:r>
-              <w:rPr>
-                <w:b/>
-                <w:bCs/>
-                <w:color w:val="FFFFFF"/>
-              </w:rPr>
               <w:t xml:space="preserve"> 3 (Session III)</w:t>
             </w:r>
           </w:p>
         </w:tc>
       </w:tr>
       <w:tr>
-        <w:tblPrEx>
-          <w:tblCellMar>
-            <w:top w:w="0" w:type="dxa"/>
-            <w:bottom w:w="0" w:type="dxa"/>
-          </w:tblCellMar>
-        </w:tblPrEx>
         <w:tc>
           <w:tcPr>
             <w:tcW w:w="9360" w:type="dxa"/>
@@ -25229,15 +24317,7 @@
                 <w:sz w:val="21"/>
                 <w:szCs w:val="21"/>
               </w:rPr>
-              <w:t>t</w:t>
-            </w:r>
-            <w:r>
-              <w:rPr>
-                <w:color w:val="1E293B"/>
-                <w:sz w:val="21"/>
-                <w:szCs w:val="21"/>
-              </w:rPr>
-              <w:t>heme_</w:t>
+              <w:t>theme_</w:t>
             </w:r>
             <w:proofErr w:type="gramStart"/>
             <w:r>
@@ -25340,12 +24420,6 @@
         <w:gridCol w:w="9360"/>
       </w:tblGrid>
       <w:tr>
-        <w:tblPrEx>
-          <w:tblCellMar>
-            <w:top w:w="0" w:type="dxa"/>
-            <w:bottom w:w="0" w:type="dxa"/>
-          </w:tblCellMar>
-        </w:tblPrEx>
         <w:tc>
           <w:tcPr>
             <w:tcW w:w="9360" w:type="dxa"/>
@@ -25877,16 +24951,7 @@
                 <w:sz w:val="19"/>
                 <w:szCs w:val="19"/>
               </w:rPr>
-              <w:t>, fill</w:t>
-            </w:r>
-            <w:r>
-              <w:rPr>
-                <w:rFonts w:ascii="Courier New" w:eastAsia="Courier New" w:hAnsi="Courier New" w:cs="Courier New"/>
-                <w:color w:val="1E3A5F"/>
-                <w:sz w:val="19"/>
-                <w:szCs w:val="19"/>
-              </w:rPr>
-              <w:t xml:space="preserve"> = </w:t>
+              <w:t xml:space="preserve">, fill = </w:t>
             </w:r>
             <w:proofErr w:type="spellStart"/>
             <w:r>
@@ -26759,16 +25824,7 @@
                 <w:sz w:val="19"/>
                 <w:szCs w:val="19"/>
               </w:rPr>
-              <w:t xml:space="preserve"> 8,                 # width in inc</w:t>
-            </w:r>
-            <w:r>
-              <w:rPr>
-                <w:rFonts w:ascii="Courier New" w:eastAsia="Courier New" w:hAnsi="Courier New" w:cs="Courier New"/>
-                <w:color w:val="1E3A5F"/>
-                <w:sz w:val="19"/>
-                <w:szCs w:val="19"/>
-              </w:rPr>
-              <w:t>hes</w:t>
+              <w:t xml:space="preserve"> 8,                 # width in inches</w:t>
             </w:r>
           </w:p>
           <w:p>
@@ -26872,12 +25928,6 @@
         <w:gridCol w:w="9360"/>
       </w:tblGrid>
       <w:tr>
-        <w:tblPrEx>
-          <w:tblCellMar>
-            <w:top w:w="0" w:type="dxa"/>
-            <w:bottom w:w="0" w:type="dxa"/>
-          </w:tblCellMar>
-        </w:tblPrEx>
         <w:tc>
           <w:tcPr>
             <w:tcW w:w="9360" w:type="dxa"/>
@@ -26903,35 +25953,21 @@
                 <w:bCs/>
                 <w:color w:val="FFFFFF"/>
               </w:rPr>
-              <w:t>📝</w:t>
-            </w:r>
+              <w:t>📝  Task</w:t>
+            </w:r>
+            <w:proofErr w:type="gramEnd"/>
             <w:r>
               <w:rPr>
                 <w:b/>
                 <w:bCs/>
                 <w:color w:val="FFFFFF"/>
               </w:rPr>
-              <w:t xml:space="preserve">  Task</w:t>
-            </w:r>
-            <w:proofErr w:type="gramEnd"/>
-            <w:r>
-              <w:rPr>
-                <w:b/>
-                <w:bCs/>
-                <w:color w:val="FFFFFF"/>
-              </w:rPr>
               <w:t xml:space="preserve"> 4 (Session IV)</w:t>
             </w:r>
           </w:p>
         </w:tc>
       </w:tr>
       <w:tr>
-        <w:tblPrEx>
-          <w:tblCellMar>
-            <w:top w:w="0" w:type="dxa"/>
-            <w:bottom w:w="0" w:type="dxa"/>
-          </w:tblCellMar>
-        </w:tblPrEx>
         <w:tc>
           <w:tcPr>
             <w:tcW w:w="9360" w:type="dxa"/>
@@ -27136,15 +26172,7 @@
                 <w:sz w:val="21"/>
                 <w:szCs w:val="21"/>
               </w:rPr>
-              <w:t>, colored b</w:t>
-            </w:r>
-            <w:r>
-              <w:rPr>
-                <w:color w:val="1E293B"/>
-                <w:sz w:val="21"/>
-                <w:szCs w:val="21"/>
-              </w:rPr>
-              <w:t xml:space="preserve">y </w:t>
+              <w:t xml:space="preserve">, colored by </w:t>
             </w:r>
             <w:proofErr w:type="spellStart"/>
             <w:r>
@@ -27409,12 +26437,6 @@
         <w:gridCol w:w="9360"/>
       </w:tblGrid>
       <w:tr>
-        <w:tblPrEx>
-          <w:tblCellMar>
-            <w:top w:w="0" w:type="dxa"/>
-            <w:bottom w:w="0" w:type="dxa"/>
-          </w:tblCellMar>
-        </w:tblPrEx>
         <w:tc>
           <w:tcPr>
             <w:tcW w:w="9360" w:type="dxa"/>
@@ -27445,12 +26467,6 @@
         </w:tc>
       </w:tr>
       <w:tr>
-        <w:tblPrEx>
-          <w:tblCellMar>
-            <w:top w:w="0" w:type="dxa"/>
-            <w:bottom w:w="0" w:type="dxa"/>
-          </w:tblCellMar>
-        </w:tblPrEx>
         <w:tc>
           <w:tcPr>
             <w:tcW w:w="9360" w:type="dxa"/>
@@ -27519,15 +26535,7 @@
                 <w:sz w:val="21"/>
                 <w:szCs w:val="21"/>
               </w:rPr>
-              <w:t>Results a</w:t>
-            </w:r>
-            <w:r>
-              <w:rPr>
-                <w:color w:val="1E293B"/>
-                <w:sz w:val="21"/>
-                <w:szCs w:val="21"/>
-              </w:rPr>
-              <w:t>re expressed as Odds Ratios (OR) with 95% Confidence Intervals</w:t>
+              <w:t>Results are expressed as Odds Ratios (OR) with 95% Confidence Intervals</w:t>
             </w:r>
           </w:p>
           <w:p>
@@ -27612,12 +26620,6 @@
         <w:gridCol w:w="9360"/>
       </w:tblGrid>
       <w:tr>
-        <w:tblPrEx>
-          <w:tblCellMar>
-            <w:top w:w="0" w:type="dxa"/>
-            <w:bottom w:w="0" w:type="dxa"/>
-          </w:tblCellMar>
-        </w:tblPrEx>
         <w:tc>
           <w:tcPr>
             <w:tcW w:w="9360" w:type="dxa"/>
@@ -28184,16 +27186,7 @@
                 <w:sz w:val="19"/>
                 <w:szCs w:val="19"/>
               </w:rPr>
-              <w:t>low ~ age + smo</w:t>
-            </w:r>
-            <w:r>
-              <w:rPr>
-                <w:rFonts w:ascii="Courier New" w:eastAsia="Courier New" w:hAnsi="Courier New" w:cs="Courier New"/>
-                <w:color w:val="1E3A5F"/>
-                <w:sz w:val="19"/>
-                <w:szCs w:val="19"/>
-              </w:rPr>
-              <w:t xml:space="preserve">ke + race + </w:t>
+              <w:t xml:space="preserve">low ~ age + smoke + race + </w:t>
             </w:r>
             <w:proofErr w:type="spellStart"/>
             <w:r>
@@ -28405,16 +27398,7 @@
                 <w:szCs w:val="19"/>
               </w:rPr>
               <w:lastRenderedPageBreak/>
-              <w:t>AI</w:t>
-            </w:r>
-            <w:r>
-              <w:rPr>
-                <w:rFonts w:ascii="Courier New" w:eastAsia="Courier New" w:hAnsi="Courier New" w:cs="Courier New"/>
-                <w:color w:val="1E3A5F"/>
-                <w:sz w:val="19"/>
-                <w:szCs w:val="19"/>
-              </w:rPr>
-              <w:t>C(</w:t>
+              <w:t>AIC(</w:t>
             </w:r>
             <w:proofErr w:type="gramEnd"/>
             <w:r>
@@ -28581,12 +27565,6 @@
         <w:gridCol w:w="9360"/>
       </w:tblGrid>
       <w:tr>
-        <w:tblPrEx>
-          <w:tblCellMar>
-            <w:top w:w="0" w:type="dxa"/>
-            <w:bottom w:w="0" w:type="dxa"/>
-          </w:tblCellMar>
-        </w:tblPrEx>
         <w:tc>
           <w:tcPr>
             <w:tcW w:w="9360" w:type="dxa"/>
@@ -28612,35 +27590,21 @@
                 <w:bCs/>
                 <w:color w:val="FFFFFF"/>
               </w:rPr>
-              <w:t>📝</w:t>
-            </w:r>
+              <w:t>📝  Task</w:t>
+            </w:r>
+            <w:proofErr w:type="gramEnd"/>
             <w:r>
               <w:rPr>
                 <w:b/>
                 <w:bCs/>
                 <w:color w:val="FFFFFF"/>
               </w:rPr>
-              <w:t xml:space="preserve">  Task</w:t>
-            </w:r>
-            <w:proofErr w:type="gramEnd"/>
-            <w:r>
-              <w:rPr>
-                <w:b/>
-                <w:bCs/>
-                <w:color w:val="FFFFFF"/>
-              </w:rPr>
               <w:t xml:space="preserve"> 1 (Session I)</w:t>
             </w:r>
           </w:p>
         </w:tc>
       </w:tr>
       <w:tr>
-        <w:tblPrEx>
-          <w:tblCellMar>
-            <w:top w:w="0" w:type="dxa"/>
-            <w:bottom w:w="0" w:type="dxa"/>
-          </w:tblCellMar>
-        </w:tblPrEx>
         <w:tc>
           <w:tcPr>
             <w:tcW w:w="9360" w:type="dxa"/>
@@ -28820,12 +27784,6 @@
         <w:gridCol w:w="9360"/>
       </w:tblGrid>
       <w:tr>
-        <w:tblPrEx>
-          <w:tblCellMar>
-            <w:top w:w="0" w:type="dxa"/>
-            <w:bottom w:w="0" w:type="dxa"/>
-          </w:tblCellMar>
-        </w:tblPrEx>
         <w:tc>
           <w:tcPr>
             <w:tcW w:w="9360" w:type="dxa"/>
@@ -29046,16 +28004,7 @@
                 <w:sz w:val="19"/>
                 <w:szCs w:val="19"/>
               </w:rPr>
-              <w:t xml:space="preserve">    </w:t>
-            </w:r>
-            <w:r>
-              <w:rPr>
-                <w:rFonts w:ascii="Courier New" w:eastAsia="Courier New" w:hAnsi="Courier New" w:cs="Courier New"/>
-                <w:color w:val="1E3A5F"/>
-                <w:sz w:val="19"/>
-                <w:szCs w:val="19"/>
-              </w:rPr>
-              <w:t>= round(mean(</w:t>
+              <w:t xml:space="preserve">    = round(mean(</w:t>
             </w:r>
             <w:proofErr w:type="spellStart"/>
             <w:r>
@@ -29227,16 +28176,7 @@
                 <w:sz w:val="19"/>
                 <w:szCs w:val="19"/>
               </w:rPr>
-              <w:t>model2, exponentiate = TRUE, conf.int = TRU</w:t>
-            </w:r>
-            <w:r>
-              <w:rPr>
-                <w:rFonts w:ascii="Courier New" w:eastAsia="Courier New" w:hAnsi="Courier New" w:cs="Courier New"/>
-                <w:color w:val="1E3A5F"/>
-                <w:sz w:val="19"/>
-                <w:szCs w:val="19"/>
-              </w:rPr>
-              <w:t>E) %&gt;%</w:t>
+              <w:t>model2, exponentiate = TRUE, conf.int = TRUE) %&gt;%</w:t>
             </w:r>
           </w:p>
           <w:p>
@@ -29601,16 +28541,7 @@
                 <w:sz w:val="19"/>
                 <w:szCs w:val="19"/>
               </w:rPr>
-              <w:t># ─── FOREST PLOT ────────────────────────────</w:t>
-            </w:r>
-            <w:r>
-              <w:rPr>
-                <w:rFonts w:ascii="Courier New" w:eastAsia="Courier New" w:hAnsi="Courier New" w:cs="Courier New"/>
-                <w:color w:val="1E3A5F"/>
-                <w:sz w:val="19"/>
-                <w:szCs w:val="19"/>
-              </w:rPr>
-              <w:t>────────────────────</w:t>
+              <w:t># ─── FOREST PLOT ────────────────────────────────────────────────</w:t>
             </w:r>
           </w:p>
           <w:p>
@@ -30128,16 +29059,7 @@
                 <w:sz w:val="19"/>
                 <w:szCs w:val="19"/>
               </w:rPr>
-              <w:t xml:space="preserve">     </w:t>
-            </w:r>
-            <w:r>
-              <w:rPr>
-                <w:rFonts w:ascii="Courier New" w:eastAsia="Courier New" w:hAnsi="Courier New" w:cs="Courier New"/>
-                <w:color w:val="1E3A5F"/>
-                <w:sz w:val="19"/>
-                <w:szCs w:val="19"/>
-              </w:rPr>
-              <w:t xml:space="preserve">  subtitle = 'Dashed line = OR of 1 (no effect)',</w:t>
+              <w:t xml:space="preserve">       subtitle = 'Dashed line = OR of 1 (no effect)',</w:t>
             </w:r>
           </w:p>
           <w:p>
@@ -30289,12 +29211,6 @@
         <w:gridCol w:w="9360"/>
       </w:tblGrid>
       <w:tr>
-        <w:tblPrEx>
-          <w:tblCellMar>
-            <w:top w:w="0" w:type="dxa"/>
-            <w:bottom w:w="0" w:type="dxa"/>
-          </w:tblCellMar>
-        </w:tblPrEx>
         <w:tc>
           <w:tcPr>
             <w:tcW w:w="9360" w:type="dxa"/>
@@ -30320,35 +29236,21 @@
                 <w:bCs/>
                 <w:color w:val="FFFFFF"/>
               </w:rPr>
-              <w:t>📝</w:t>
-            </w:r>
+              <w:t>📝  Task</w:t>
+            </w:r>
+            <w:proofErr w:type="gramEnd"/>
             <w:r>
               <w:rPr>
                 <w:b/>
                 <w:bCs/>
                 <w:color w:val="FFFFFF"/>
               </w:rPr>
-              <w:t xml:space="preserve">  Task</w:t>
-            </w:r>
-            <w:proofErr w:type="gramEnd"/>
-            <w:r>
-              <w:rPr>
-                <w:b/>
-                <w:bCs/>
-                <w:color w:val="FFFFFF"/>
-              </w:rPr>
               <w:t xml:space="preserve"> 2 (Session II)</w:t>
             </w:r>
           </w:p>
         </w:tc>
       </w:tr>
       <w:tr>
-        <w:tblPrEx>
-          <w:tblCellMar>
-            <w:top w:w="0" w:type="dxa"/>
-            <w:bottom w:w="0" w:type="dxa"/>
-          </w:tblCellMar>
-        </w:tblPrEx>
         <w:tc>
           <w:tcPr>
             <w:tcW w:w="9360" w:type="dxa"/>
@@ -30452,15 +29354,7 @@
                 <w:sz w:val="21"/>
                 <w:szCs w:val="21"/>
               </w:rPr>
-              <w:t xml:space="preserve">Build </w:t>
-            </w:r>
-            <w:r>
-              <w:rPr>
-                <w:color w:val="1E293B"/>
-                <w:sz w:val="21"/>
-                <w:szCs w:val="21"/>
-              </w:rPr>
-              <w:t>a forest plot for model3 and save as 'infant_forest_plot.png' with dpi=300</w:t>
+              <w:t>Build a forest plot for model3 and save as 'infant_forest_plot.png' with dpi=300</w:t>
             </w:r>
           </w:p>
         </w:tc>
@@ -30511,12 +29405,6 @@
         <w:gridCol w:w="9360"/>
       </w:tblGrid>
       <w:tr>
-        <w:tblPrEx>
-          <w:tblCellMar>
-            <w:top w:w="0" w:type="dxa"/>
-            <w:bottom w:w="0" w:type="dxa"/>
-          </w:tblCellMar>
-        </w:tblPrEx>
         <w:tc>
           <w:tcPr>
             <w:tcW w:w="9360" w:type="dxa"/>
@@ -30796,50 +29684,213 @@
                 <w:sz w:val="19"/>
                 <w:szCs w:val="19"/>
               </w:rPr>
+              <w:t xml:space="preserve">                          labels=c('</w:t>
+            </w:r>
+            <w:proofErr w:type="spellStart"/>
+            <w:r>
+              <w:rPr>
+                <w:rFonts w:ascii="Courier New" w:eastAsia="Courier New" w:hAnsi="Courier New" w:cs="Courier New"/>
+                <w:color w:val="1E3A5F"/>
+                <w:sz w:val="19"/>
+                <w:szCs w:val="19"/>
+              </w:rPr>
+              <w:t>White','Black','Other</w:t>
+            </w:r>
+            <w:proofErr w:type="spellEnd"/>
+            <w:r>
+              <w:rPr>
+                <w:rFonts w:ascii="Courier New" w:eastAsia="Courier New" w:hAnsi="Courier New" w:cs="Courier New"/>
+                <w:color w:val="1E3A5F"/>
+                <w:sz w:val="19"/>
+                <w:szCs w:val="19"/>
+              </w:rPr>
+              <w:t>')),</w:t>
+            </w:r>
+          </w:p>
+          <w:p>
+            <w:pPr>
+              <w:spacing w:after="20"/>
+            </w:pPr>
+            <w:r>
+              <w:rPr>
+                <w:rFonts w:ascii="Courier New" w:eastAsia="Courier New" w:hAnsi="Courier New" w:cs="Courier New"/>
+                <w:color w:val="1E3A5F"/>
+                <w:sz w:val="19"/>
+                <w:szCs w:val="19"/>
+              </w:rPr>
+              <w:t xml:space="preserve">         </w:t>
+            </w:r>
+            <w:proofErr w:type="spellStart"/>
+            <w:r>
+              <w:rPr>
+                <w:rFonts w:ascii="Courier New" w:eastAsia="Courier New" w:hAnsi="Courier New" w:cs="Courier New"/>
+                <w:color w:val="1E3A5F"/>
+                <w:sz w:val="19"/>
+                <w:szCs w:val="19"/>
+              </w:rPr>
+              <w:t>low_f</w:t>
+            </w:r>
+            <w:proofErr w:type="spellEnd"/>
+            <w:r>
+              <w:rPr>
+                <w:rFonts w:ascii="Courier New" w:eastAsia="Courier New" w:hAnsi="Courier New" w:cs="Courier New"/>
+                <w:color w:val="1E3A5F"/>
+                <w:sz w:val="19"/>
+                <w:szCs w:val="19"/>
+              </w:rPr>
+              <w:t xml:space="preserve">   = </w:t>
+            </w:r>
+            <w:proofErr w:type="gramStart"/>
+            <w:r>
+              <w:rPr>
+                <w:rFonts w:ascii="Courier New" w:eastAsia="Courier New" w:hAnsi="Courier New" w:cs="Courier New"/>
+                <w:color w:val="1E3A5F"/>
+                <w:sz w:val="19"/>
+                <w:szCs w:val="19"/>
+              </w:rPr>
+              <w:t>factor(</w:t>
+            </w:r>
+            <w:proofErr w:type="gramEnd"/>
+            <w:r>
+              <w:rPr>
+                <w:rFonts w:ascii="Courier New" w:eastAsia="Courier New" w:hAnsi="Courier New" w:cs="Courier New"/>
+                <w:color w:val="1E3A5F"/>
+                <w:sz w:val="19"/>
+                <w:szCs w:val="19"/>
+              </w:rPr>
+              <w:t>low,   levels=c(0,1),</w:t>
+            </w:r>
+          </w:p>
+          <w:p>
+            <w:pPr>
+              <w:spacing w:after="20"/>
+            </w:pPr>
+            <w:r>
+              <w:rPr>
+                <w:rFonts w:ascii="Courier New" w:eastAsia="Courier New" w:hAnsi="Courier New" w:cs="Courier New"/>
+                <w:color w:val="1E3A5F"/>
+                <w:sz w:val="19"/>
+                <w:szCs w:val="19"/>
+              </w:rPr>
+              <w:t xml:space="preserve">                          labels=</w:t>
+            </w:r>
+            <w:proofErr w:type="gramStart"/>
+            <w:r>
+              <w:rPr>
+                <w:rFonts w:ascii="Courier New" w:eastAsia="Courier New" w:hAnsi="Courier New" w:cs="Courier New"/>
+                <w:color w:val="1E3A5F"/>
+                <w:sz w:val="19"/>
+                <w:szCs w:val="19"/>
+              </w:rPr>
+              <w:t>c(</w:t>
+            </w:r>
+            <w:proofErr w:type="gramEnd"/>
+            <w:r>
+              <w:rPr>
+                <w:rFonts w:ascii="Courier New" w:eastAsia="Courier New" w:hAnsi="Courier New" w:cs="Courier New"/>
+                <w:color w:val="1E3A5F"/>
+                <w:sz w:val="19"/>
+                <w:szCs w:val="19"/>
+              </w:rPr>
+              <w:t>'</w:t>
+            </w:r>
+            <w:proofErr w:type="spellStart"/>
+            <w:r>
+              <w:rPr>
+                <w:rFonts w:ascii="Courier New" w:eastAsia="Courier New" w:hAnsi="Courier New" w:cs="Courier New"/>
+                <w:color w:val="1E3A5F"/>
+                <w:sz w:val="19"/>
+                <w:szCs w:val="19"/>
+              </w:rPr>
+              <w:t>Normal','Low</w:t>
+            </w:r>
+            <w:proofErr w:type="spellEnd"/>
+            <w:r>
+              <w:rPr>
+                <w:rFonts w:ascii="Courier New" w:eastAsia="Courier New" w:hAnsi="Courier New" w:cs="Courier New"/>
+                <w:color w:val="1E3A5F"/>
+                <w:sz w:val="19"/>
+                <w:szCs w:val="19"/>
+              </w:rPr>
+              <w:t xml:space="preserve"> BW')))</w:t>
+            </w:r>
+          </w:p>
+          <w:p>
+            <w:pPr>
+              <w:spacing w:after="20"/>
+            </w:pPr>
+          </w:p>
+          <w:p>
+            <w:pPr>
+              <w:spacing w:after="20"/>
+            </w:pPr>
+            <w:r>
+              <w:rPr>
+                <w:rFonts w:ascii="Courier New" w:eastAsia="Courier New" w:hAnsi="Courier New" w:cs="Courier New"/>
+                <w:color w:val="1E3A5F"/>
+                <w:sz w:val="19"/>
+                <w:szCs w:val="19"/>
+              </w:rPr>
+              <w:t># ══ STEP 2: Descriptive summary by outcome ════════════════════════</w:t>
+            </w:r>
+          </w:p>
+          <w:p>
+            <w:pPr>
+              <w:spacing w:after="20"/>
+            </w:pPr>
+            <w:proofErr w:type="spellStart"/>
+            <w:r>
+              <w:rPr>
+                <w:rFonts w:ascii="Courier New" w:eastAsia="Courier New" w:hAnsi="Courier New" w:cs="Courier New"/>
+                <w:color w:val="1E3A5F"/>
+                <w:sz w:val="19"/>
+                <w:szCs w:val="19"/>
+              </w:rPr>
+              <w:t>lbw_analysis</w:t>
+            </w:r>
+            <w:proofErr w:type="spellEnd"/>
+            <w:r>
+              <w:rPr>
+                <w:rFonts w:ascii="Courier New" w:eastAsia="Courier New" w:hAnsi="Courier New" w:cs="Courier New"/>
+                <w:color w:val="1E3A5F"/>
+                <w:sz w:val="19"/>
+                <w:szCs w:val="19"/>
+              </w:rPr>
+              <w:t xml:space="preserve"> %&gt;%</w:t>
+            </w:r>
+          </w:p>
+          <w:p>
+            <w:pPr>
+              <w:spacing w:after="20"/>
+            </w:pPr>
+            <w:r>
+              <w:rPr>
+                <w:rFonts w:ascii="Courier New" w:eastAsia="Courier New" w:hAnsi="Courier New" w:cs="Courier New"/>
+                <w:color w:val="1E3A5F"/>
+                <w:sz w:val="19"/>
+                <w:szCs w:val="19"/>
+              </w:rPr>
               <w:t xml:space="preserve">  </w:t>
             </w:r>
-            <w:r>
-              <w:rPr>
-                <w:rFonts w:ascii="Courier New" w:eastAsia="Courier New" w:hAnsi="Courier New" w:cs="Courier New"/>
-                <w:color w:val="1E3A5F"/>
-                <w:sz w:val="19"/>
-                <w:szCs w:val="19"/>
-              </w:rPr>
-              <w:t xml:space="preserve">                        labels=c('</w:t>
-            </w:r>
-            <w:proofErr w:type="spellStart"/>
-            <w:r>
-              <w:rPr>
-                <w:rFonts w:ascii="Courier New" w:eastAsia="Courier New" w:hAnsi="Courier New" w:cs="Courier New"/>
-                <w:color w:val="1E3A5F"/>
-                <w:sz w:val="19"/>
-                <w:szCs w:val="19"/>
-              </w:rPr>
-              <w:t>White','Black','Other</w:t>
-            </w:r>
-            <w:proofErr w:type="spellEnd"/>
-            <w:r>
-              <w:rPr>
-                <w:rFonts w:ascii="Courier New" w:eastAsia="Courier New" w:hAnsi="Courier New" w:cs="Courier New"/>
-                <w:color w:val="1E3A5F"/>
-                <w:sz w:val="19"/>
-                <w:szCs w:val="19"/>
-              </w:rPr>
-              <w:t>')),</w:t>
-            </w:r>
-          </w:p>
-          <w:p>
-            <w:pPr>
-              <w:spacing w:after="20"/>
-            </w:pPr>
-            <w:r>
-              <w:rPr>
-                <w:rFonts w:ascii="Courier New" w:eastAsia="Courier New" w:hAnsi="Courier New" w:cs="Courier New"/>
-                <w:color w:val="1E3A5F"/>
-                <w:sz w:val="19"/>
-                <w:szCs w:val="19"/>
-              </w:rPr>
-              <w:t xml:space="preserve">         </w:t>
+            <w:proofErr w:type="spellStart"/>
+            <w:r>
+              <w:rPr>
+                <w:rFonts w:ascii="Courier New" w:eastAsia="Courier New" w:hAnsi="Courier New" w:cs="Courier New"/>
+                <w:color w:val="1E3A5F"/>
+                <w:sz w:val="19"/>
+                <w:szCs w:val="19"/>
+              </w:rPr>
+              <w:t>group_by</w:t>
+            </w:r>
+            <w:proofErr w:type="spellEnd"/>
+            <w:r>
+              <w:rPr>
+                <w:rFonts w:ascii="Courier New" w:eastAsia="Courier New" w:hAnsi="Courier New" w:cs="Courier New"/>
+                <w:color w:val="1E3A5F"/>
+                <w:sz w:val="19"/>
+                <w:szCs w:val="19"/>
+              </w:rPr>
+              <w:t>(</w:t>
             </w:r>
             <w:proofErr w:type="spellStart"/>
             <w:r>
@@ -30859,7 +29910,41 @@
                 <w:sz w:val="19"/>
                 <w:szCs w:val="19"/>
               </w:rPr>
-              <w:t xml:space="preserve">   = </w:t>
+              <w:t>) %&gt;%</w:t>
+            </w:r>
+          </w:p>
+          <w:p>
+            <w:pPr>
+              <w:spacing w:after="20"/>
+            </w:pPr>
+            <w:r>
+              <w:rPr>
+                <w:rFonts w:ascii="Courier New" w:eastAsia="Courier New" w:hAnsi="Courier New" w:cs="Courier New"/>
+                <w:color w:val="1E3A5F"/>
+                <w:sz w:val="19"/>
+                <w:szCs w:val="19"/>
+              </w:rPr>
+              <w:t xml:space="preserve">  </w:t>
+            </w:r>
+            <w:proofErr w:type="spellStart"/>
+            <w:r>
+              <w:rPr>
+                <w:rFonts w:ascii="Courier New" w:eastAsia="Courier New" w:hAnsi="Courier New" w:cs="Courier New"/>
+                <w:color w:val="1E3A5F"/>
+                <w:sz w:val="19"/>
+                <w:szCs w:val="19"/>
+              </w:rPr>
+              <w:t>summarise</w:t>
+            </w:r>
+            <w:proofErr w:type="spellEnd"/>
+            <w:r>
+              <w:rPr>
+                <w:rFonts w:ascii="Courier New" w:eastAsia="Courier New" w:hAnsi="Courier New" w:cs="Courier New"/>
+                <w:color w:val="1E3A5F"/>
+                <w:sz w:val="19"/>
+                <w:szCs w:val="19"/>
+              </w:rPr>
+              <w:t>(n=</w:t>
             </w:r>
             <w:proofErr w:type="gramStart"/>
             <w:r>
@@ -30869,7 +29954,7 @@
                 <w:sz w:val="19"/>
                 <w:szCs w:val="19"/>
               </w:rPr>
-              <w:t>factor(</w:t>
+              <w:t>n(</w:t>
             </w:r>
             <w:proofErr w:type="gramEnd"/>
             <w:r>
@@ -30879,21 +29964,175 @@
                 <w:sz w:val="19"/>
                 <w:szCs w:val="19"/>
               </w:rPr>
-              <w:t>low,   levels=c(0,1),</w:t>
-            </w:r>
-          </w:p>
-          <w:p>
-            <w:pPr>
-              <w:spacing w:after="20"/>
-            </w:pPr>
-            <w:r>
-              <w:rPr>
-                <w:rFonts w:ascii="Courier New" w:eastAsia="Courier New" w:hAnsi="Courier New" w:cs="Courier New"/>
-                <w:color w:val="1E3A5F"/>
-                <w:sz w:val="19"/>
-                <w:szCs w:val="19"/>
-              </w:rPr>
-              <w:t xml:space="preserve">                          labels=</w:t>
+              <w:t xml:space="preserve">), </w:t>
+            </w:r>
+            <w:proofErr w:type="spellStart"/>
+            <w:r>
+              <w:rPr>
+                <w:rFonts w:ascii="Courier New" w:eastAsia="Courier New" w:hAnsi="Courier New" w:cs="Courier New"/>
+                <w:color w:val="1E3A5F"/>
+                <w:sz w:val="19"/>
+                <w:szCs w:val="19"/>
+              </w:rPr>
+              <w:t>Mean_Age</w:t>
+            </w:r>
+            <w:proofErr w:type="spellEnd"/>
+            <w:r>
+              <w:rPr>
+                <w:rFonts w:ascii="Courier New" w:eastAsia="Courier New" w:hAnsi="Courier New" w:cs="Courier New"/>
+                <w:color w:val="1E3A5F"/>
+                <w:sz w:val="19"/>
+                <w:szCs w:val="19"/>
+              </w:rPr>
+              <w:t xml:space="preserve">=mean(age), </w:t>
+            </w:r>
+            <w:proofErr w:type="spellStart"/>
+            <w:r>
+              <w:rPr>
+                <w:rFonts w:ascii="Courier New" w:eastAsia="Courier New" w:hAnsi="Courier New" w:cs="Courier New"/>
+                <w:color w:val="1E3A5F"/>
+                <w:sz w:val="19"/>
+                <w:szCs w:val="19"/>
+              </w:rPr>
+              <w:t>Smoke_pct</w:t>
+            </w:r>
+            <w:proofErr w:type="spellEnd"/>
+            <w:r>
+              <w:rPr>
+                <w:rFonts w:ascii="Courier New" w:eastAsia="Courier New" w:hAnsi="Courier New" w:cs="Courier New"/>
+                <w:color w:val="1E3A5F"/>
+                <w:sz w:val="19"/>
+                <w:szCs w:val="19"/>
+              </w:rPr>
+              <w:t>=mean(smoke)*100,</w:t>
+            </w:r>
+          </w:p>
+          <w:p>
+            <w:pPr>
+              <w:spacing w:after="20"/>
+            </w:pPr>
+            <w:r>
+              <w:rPr>
+                <w:rFonts w:ascii="Courier New" w:eastAsia="Courier New" w:hAnsi="Courier New" w:cs="Courier New"/>
+                <w:color w:val="1E3A5F"/>
+                <w:sz w:val="19"/>
+                <w:szCs w:val="19"/>
+              </w:rPr>
+              <w:t xml:space="preserve">            </w:t>
+            </w:r>
+            <w:proofErr w:type="spellStart"/>
+            <w:r>
+              <w:rPr>
+                <w:rFonts w:ascii="Courier New" w:eastAsia="Courier New" w:hAnsi="Courier New" w:cs="Courier New"/>
+                <w:color w:val="1E3A5F"/>
+                <w:sz w:val="19"/>
+                <w:szCs w:val="19"/>
+              </w:rPr>
+              <w:t>HT_pct</w:t>
+            </w:r>
+            <w:proofErr w:type="spellEnd"/>
+            <w:r>
+              <w:rPr>
+                <w:rFonts w:ascii="Courier New" w:eastAsia="Courier New" w:hAnsi="Courier New" w:cs="Courier New"/>
+                <w:color w:val="1E3A5F"/>
+                <w:sz w:val="19"/>
+                <w:szCs w:val="19"/>
+              </w:rPr>
+              <w:t>=mean(</w:t>
+            </w:r>
+            <w:proofErr w:type="spellStart"/>
+            <w:r>
+              <w:rPr>
+                <w:rFonts w:ascii="Courier New" w:eastAsia="Courier New" w:hAnsi="Courier New" w:cs="Courier New"/>
+                <w:color w:val="1E3A5F"/>
+                <w:sz w:val="19"/>
+                <w:szCs w:val="19"/>
+              </w:rPr>
+              <w:t>ht</w:t>
+            </w:r>
+            <w:proofErr w:type="spellEnd"/>
+            <w:r>
+              <w:rPr>
+                <w:rFonts w:ascii="Courier New" w:eastAsia="Courier New" w:hAnsi="Courier New" w:cs="Courier New"/>
+                <w:color w:val="1E3A5F"/>
+                <w:sz w:val="19"/>
+                <w:szCs w:val="19"/>
+              </w:rPr>
+              <w:t xml:space="preserve">)*100, </w:t>
+            </w:r>
+            <w:proofErr w:type="spellStart"/>
+            <w:r>
+              <w:rPr>
+                <w:rFonts w:ascii="Courier New" w:eastAsia="Courier New" w:hAnsi="Courier New" w:cs="Courier New"/>
+                <w:color w:val="1E3A5F"/>
+                <w:sz w:val="19"/>
+                <w:szCs w:val="19"/>
+              </w:rPr>
+              <w:t>Mean_BWT</w:t>
+            </w:r>
+            <w:proofErr w:type="spellEnd"/>
+            <w:r>
+              <w:rPr>
+                <w:rFonts w:ascii="Courier New" w:eastAsia="Courier New" w:hAnsi="Courier New" w:cs="Courier New"/>
+                <w:color w:val="1E3A5F"/>
+                <w:sz w:val="19"/>
+                <w:szCs w:val="19"/>
+              </w:rPr>
+              <w:t>=mean(</w:t>
+            </w:r>
+            <w:proofErr w:type="spellStart"/>
+            <w:r>
+              <w:rPr>
+                <w:rFonts w:ascii="Courier New" w:eastAsia="Courier New" w:hAnsi="Courier New" w:cs="Courier New"/>
+                <w:color w:val="1E3A5F"/>
+                <w:sz w:val="19"/>
+                <w:szCs w:val="19"/>
+              </w:rPr>
+              <w:t>bwt</w:t>
+            </w:r>
+            <w:proofErr w:type="spellEnd"/>
+            <w:r>
+              <w:rPr>
+                <w:rFonts w:ascii="Courier New" w:eastAsia="Courier New" w:hAnsi="Courier New" w:cs="Courier New"/>
+                <w:color w:val="1E3A5F"/>
+                <w:sz w:val="19"/>
+                <w:szCs w:val="19"/>
+              </w:rPr>
+              <w:t>))</w:t>
+            </w:r>
+          </w:p>
+          <w:p>
+            <w:pPr>
+              <w:spacing w:after="20"/>
+            </w:pPr>
+          </w:p>
+          <w:p>
+            <w:pPr>
+              <w:spacing w:after="20"/>
+            </w:pPr>
+            <w:r>
+              <w:rPr>
+                <w:rFonts w:ascii="Courier New" w:eastAsia="Courier New" w:hAnsi="Courier New" w:cs="Courier New"/>
+                <w:color w:val="1E3A5F"/>
+                <w:sz w:val="19"/>
+                <w:szCs w:val="19"/>
+              </w:rPr>
+              <w:t># ══ STEP 3: Statistical test ══════════════════════════════════════</w:t>
+            </w:r>
+          </w:p>
+          <w:p>
+            <w:pPr>
+              <w:spacing w:after="20"/>
+            </w:pPr>
+            <w:proofErr w:type="spellStart"/>
+            <w:r>
+              <w:rPr>
+                <w:rFonts w:ascii="Courier New" w:eastAsia="Courier New" w:hAnsi="Courier New" w:cs="Courier New"/>
+                <w:color w:val="1E3A5F"/>
+                <w:sz w:val="19"/>
+                <w:szCs w:val="19"/>
+              </w:rPr>
+              <w:t>chisq.</w:t>
             </w:r>
             <w:proofErr w:type="gramStart"/>
             <w:r>
@@ -30903,7 +30142,17 @@
                 <w:sz w:val="19"/>
                 <w:szCs w:val="19"/>
               </w:rPr>
-              <w:t>c(</w:t>
+              <w:t>test</w:t>
+            </w:r>
+            <w:proofErr w:type="spellEnd"/>
+            <w:r>
+              <w:rPr>
+                <w:rFonts w:ascii="Courier New" w:eastAsia="Courier New" w:hAnsi="Courier New" w:cs="Courier New"/>
+                <w:color w:val="1E3A5F"/>
+                <w:sz w:val="19"/>
+                <w:szCs w:val="19"/>
+              </w:rPr>
+              <w:t>(</w:t>
             </w:r>
             <w:proofErr w:type="gramEnd"/>
             <w:r>
@@ -30913,52 +30162,177 @@
                 <w:sz w:val="19"/>
                 <w:szCs w:val="19"/>
               </w:rPr>
-              <w:t>'</w:t>
-            </w:r>
-            <w:proofErr w:type="spellStart"/>
-            <w:r>
-              <w:rPr>
-                <w:rFonts w:ascii="Courier New" w:eastAsia="Courier New" w:hAnsi="Courier New" w:cs="Courier New"/>
-                <w:color w:val="1E3A5F"/>
-                <w:sz w:val="19"/>
-                <w:szCs w:val="19"/>
-              </w:rPr>
-              <w:t>Normal','Low</w:t>
-            </w:r>
-            <w:proofErr w:type="spellEnd"/>
-            <w:r>
-              <w:rPr>
-                <w:rFonts w:ascii="Courier New" w:eastAsia="Courier New" w:hAnsi="Courier New" w:cs="Courier New"/>
-                <w:color w:val="1E3A5F"/>
-                <w:sz w:val="19"/>
-                <w:szCs w:val="19"/>
-              </w:rPr>
-              <w:t xml:space="preserve"> BW')))</w:t>
-            </w:r>
-          </w:p>
-          <w:p>
-            <w:pPr>
-              <w:spacing w:after="20"/>
-            </w:pPr>
-          </w:p>
-          <w:p>
-            <w:pPr>
-              <w:spacing w:after="20"/>
-            </w:pPr>
-            <w:r>
-              <w:rPr>
-                <w:rFonts w:ascii="Courier New" w:eastAsia="Courier New" w:hAnsi="Courier New" w:cs="Courier New"/>
-                <w:color w:val="1E3A5F"/>
-                <w:sz w:val="19"/>
-                <w:szCs w:val="19"/>
-              </w:rPr>
-              <w:t># ══ STEP 2: Descriptive summary by outcome ════════════════════════</w:t>
-            </w:r>
-          </w:p>
-          <w:p>
-            <w:pPr>
-              <w:spacing w:after="20"/>
-            </w:pPr>
+              <w:t>table(</w:t>
+            </w:r>
+            <w:proofErr w:type="spellStart"/>
+            <w:r>
+              <w:rPr>
+                <w:rFonts w:ascii="Courier New" w:eastAsia="Courier New" w:hAnsi="Courier New" w:cs="Courier New"/>
+                <w:color w:val="1E3A5F"/>
+                <w:sz w:val="19"/>
+                <w:szCs w:val="19"/>
+              </w:rPr>
+              <w:t>lbw_analysis$smoke_f</w:t>
+            </w:r>
+            <w:proofErr w:type="spellEnd"/>
+            <w:r>
+              <w:rPr>
+                <w:rFonts w:ascii="Courier New" w:eastAsia="Courier New" w:hAnsi="Courier New" w:cs="Courier New"/>
+                <w:color w:val="1E3A5F"/>
+                <w:sz w:val="19"/>
+                <w:szCs w:val="19"/>
+              </w:rPr>
+              <w:t xml:space="preserve">, </w:t>
+            </w:r>
+            <w:proofErr w:type="spellStart"/>
+            <w:r>
+              <w:rPr>
+                <w:rFonts w:ascii="Courier New" w:eastAsia="Courier New" w:hAnsi="Courier New" w:cs="Courier New"/>
+                <w:color w:val="1E3A5F"/>
+                <w:sz w:val="19"/>
+                <w:szCs w:val="19"/>
+              </w:rPr>
+              <w:t>lbw_analysis$low_f</w:t>
+            </w:r>
+            <w:proofErr w:type="spellEnd"/>
+            <w:r>
+              <w:rPr>
+                <w:rFonts w:ascii="Courier New" w:eastAsia="Courier New" w:hAnsi="Courier New" w:cs="Courier New"/>
+                <w:color w:val="1E3A5F"/>
+                <w:sz w:val="19"/>
+                <w:szCs w:val="19"/>
+              </w:rPr>
+              <w:t>))</w:t>
+            </w:r>
+          </w:p>
+          <w:p>
+            <w:pPr>
+              <w:spacing w:after="20"/>
+            </w:pPr>
+          </w:p>
+          <w:p>
+            <w:pPr>
+              <w:spacing w:after="20"/>
+            </w:pPr>
+            <w:r>
+              <w:rPr>
+                <w:rFonts w:ascii="Courier New" w:eastAsia="Courier New" w:hAnsi="Courier New" w:cs="Courier New"/>
+                <w:color w:val="1E3A5F"/>
+                <w:sz w:val="19"/>
+                <w:szCs w:val="19"/>
+              </w:rPr>
+              <w:t># ══ STEP 4: Logistic regression ══════════════════════════════════</w:t>
+            </w:r>
+          </w:p>
+          <w:p>
+            <w:pPr>
+              <w:spacing w:after="20"/>
+            </w:pPr>
+            <w:proofErr w:type="spellStart"/>
+            <w:r>
+              <w:rPr>
+                <w:rFonts w:ascii="Courier New" w:eastAsia="Courier New" w:hAnsi="Courier New" w:cs="Courier New"/>
+                <w:color w:val="1E3A5F"/>
+                <w:sz w:val="19"/>
+                <w:szCs w:val="19"/>
+              </w:rPr>
+              <w:t>final_model</w:t>
+            </w:r>
+            <w:proofErr w:type="spellEnd"/>
+            <w:r>
+              <w:rPr>
+                <w:rFonts w:ascii="Courier New" w:eastAsia="Courier New" w:hAnsi="Courier New" w:cs="Courier New"/>
+                <w:color w:val="1E3A5F"/>
+                <w:sz w:val="19"/>
+                <w:szCs w:val="19"/>
+              </w:rPr>
+              <w:t xml:space="preserve"> &lt;- </w:t>
+            </w:r>
+            <w:proofErr w:type="spellStart"/>
+            <w:proofErr w:type="gramStart"/>
+            <w:r>
+              <w:rPr>
+                <w:rFonts w:ascii="Courier New" w:eastAsia="Courier New" w:hAnsi="Courier New" w:cs="Courier New"/>
+                <w:color w:val="1E3A5F"/>
+                <w:sz w:val="19"/>
+                <w:szCs w:val="19"/>
+              </w:rPr>
+              <w:t>glm</w:t>
+            </w:r>
+            <w:proofErr w:type="spellEnd"/>
+            <w:r>
+              <w:rPr>
+                <w:rFonts w:ascii="Courier New" w:eastAsia="Courier New" w:hAnsi="Courier New" w:cs="Courier New"/>
+                <w:color w:val="1E3A5F"/>
+                <w:sz w:val="19"/>
+                <w:szCs w:val="19"/>
+              </w:rPr>
+              <w:t>(</w:t>
+            </w:r>
+            <w:proofErr w:type="gramEnd"/>
+            <w:r>
+              <w:rPr>
+                <w:rFonts w:ascii="Courier New" w:eastAsia="Courier New" w:hAnsi="Courier New" w:cs="Courier New"/>
+                <w:color w:val="1E3A5F"/>
+                <w:sz w:val="19"/>
+                <w:szCs w:val="19"/>
+              </w:rPr>
+              <w:t xml:space="preserve">low ~ age + smoke + race + </w:t>
+            </w:r>
+            <w:proofErr w:type="spellStart"/>
+            <w:r>
+              <w:rPr>
+                <w:rFonts w:ascii="Courier New" w:eastAsia="Courier New" w:hAnsi="Courier New" w:cs="Courier New"/>
+                <w:color w:val="1E3A5F"/>
+                <w:sz w:val="19"/>
+                <w:szCs w:val="19"/>
+              </w:rPr>
+              <w:t>ht</w:t>
+            </w:r>
+            <w:proofErr w:type="spellEnd"/>
+            <w:r>
+              <w:rPr>
+                <w:rFonts w:ascii="Courier New" w:eastAsia="Courier New" w:hAnsi="Courier New" w:cs="Courier New"/>
+                <w:color w:val="1E3A5F"/>
+                <w:sz w:val="19"/>
+                <w:szCs w:val="19"/>
+              </w:rPr>
+              <w:t xml:space="preserve"> + </w:t>
+            </w:r>
+            <w:proofErr w:type="spellStart"/>
+            <w:r>
+              <w:rPr>
+                <w:rFonts w:ascii="Courier New" w:eastAsia="Courier New" w:hAnsi="Courier New" w:cs="Courier New"/>
+                <w:color w:val="1E3A5F"/>
+                <w:sz w:val="19"/>
+                <w:szCs w:val="19"/>
+              </w:rPr>
+              <w:t>lwt</w:t>
+            </w:r>
+            <w:proofErr w:type="spellEnd"/>
+            <w:r>
+              <w:rPr>
+                <w:rFonts w:ascii="Courier New" w:eastAsia="Courier New" w:hAnsi="Courier New" w:cs="Courier New"/>
+                <w:color w:val="1E3A5F"/>
+                <w:sz w:val="19"/>
+                <w:szCs w:val="19"/>
+              </w:rPr>
+              <w:t>,</w:t>
+            </w:r>
+          </w:p>
+          <w:p>
+            <w:pPr>
+              <w:spacing w:after="20"/>
+            </w:pPr>
+            <w:r>
+              <w:rPr>
+                <w:rFonts w:ascii="Courier New" w:eastAsia="Courier New" w:hAnsi="Courier New" w:cs="Courier New"/>
+                <w:color w:val="1E3A5F"/>
+                <w:sz w:val="19"/>
+                <w:szCs w:val="19"/>
+              </w:rPr>
+              <w:t xml:space="preserve">                   data=</w:t>
+            </w:r>
             <w:proofErr w:type="spellStart"/>
             <w:r>
               <w:rPr>
@@ -30977,510 +30351,6 @@
                 <w:sz w:val="19"/>
                 <w:szCs w:val="19"/>
               </w:rPr>
-              <w:t xml:space="preserve"> %&gt;%</w:t>
-            </w:r>
-          </w:p>
-          <w:p>
-            <w:pPr>
-              <w:spacing w:after="20"/>
-            </w:pPr>
-            <w:r>
-              <w:rPr>
-                <w:rFonts w:ascii="Courier New" w:eastAsia="Courier New" w:hAnsi="Courier New" w:cs="Courier New"/>
-                <w:color w:val="1E3A5F"/>
-                <w:sz w:val="19"/>
-                <w:szCs w:val="19"/>
-              </w:rPr>
-              <w:t xml:space="preserve">  </w:t>
-            </w:r>
-            <w:proofErr w:type="spellStart"/>
-            <w:r>
-              <w:rPr>
-                <w:rFonts w:ascii="Courier New" w:eastAsia="Courier New" w:hAnsi="Courier New" w:cs="Courier New"/>
-                <w:color w:val="1E3A5F"/>
-                <w:sz w:val="19"/>
-                <w:szCs w:val="19"/>
-              </w:rPr>
-              <w:t>group_by</w:t>
-            </w:r>
-            <w:proofErr w:type="spellEnd"/>
-            <w:r>
-              <w:rPr>
-                <w:rFonts w:ascii="Courier New" w:eastAsia="Courier New" w:hAnsi="Courier New" w:cs="Courier New"/>
-                <w:color w:val="1E3A5F"/>
-                <w:sz w:val="19"/>
-                <w:szCs w:val="19"/>
-              </w:rPr>
-              <w:t>(</w:t>
-            </w:r>
-            <w:proofErr w:type="spellStart"/>
-            <w:r>
-              <w:rPr>
-                <w:rFonts w:ascii="Courier New" w:eastAsia="Courier New" w:hAnsi="Courier New" w:cs="Courier New"/>
-                <w:color w:val="1E3A5F"/>
-                <w:sz w:val="19"/>
-                <w:szCs w:val="19"/>
-              </w:rPr>
-              <w:t>low_f</w:t>
-            </w:r>
-            <w:proofErr w:type="spellEnd"/>
-            <w:r>
-              <w:rPr>
-                <w:rFonts w:ascii="Courier New" w:eastAsia="Courier New" w:hAnsi="Courier New" w:cs="Courier New"/>
-                <w:color w:val="1E3A5F"/>
-                <w:sz w:val="19"/>
-                <w:szCs w:val="19"/>
-              </w:rPr>
-              <w:t>) %&gt;%</w:t>
-            </w:r>
-          </w:p>
-          <w:p>
-            <w:pPr>
-              <w:spacing w:after="20"/>
-            </w:pPr>
-            <w:r>
-              <w:rPr>
-                <w:rFonts w:ascii="Courier New" w:eastAsia="Courier New" w:hAnsi="Courier New" w:cs="Courier New"/>
-                <w:color w:val="1E3A5F"/>
-                <w:sz w:val="19"/>
-                <w:szCs w:val="19"/>
-              </w:rPr>
-              <w:t xml:space="preserve">  </w:t>
-            </w:r>
-            <w:proofErr w:type="spellStart"/>
-            <w:r>
-              <w:rPr>
-                <w:rFonts w:ascii="Courier New" w:eastAsia="Courier New" w:hAnsi="Courier New" w:cs="Courier New"/>
-                <w:color w:val="1E3A5F"/>
-                <w:sz w:val="19"/>
-                <w:szCs w:val="19"/>
-              </w:rPr>
-              <w:t>summarise</w:t>
-            </w:r>
-            <w:proofErr w:type="spellEnd"/>
-            <w:r>
-              <w:rPr>
-                <w:rFonts w:ascii="Courier New" w:eastAsia="Courier New" w:hAnsi="Courier New" w:cs="Courier New"/>
-                <w:color w:val="1E3A5F"/>
-                <w:sz w:val="19"/>
-                <w:szCs w:val="19"/>
-              </w:rPr>
-              <w:t>(n=</w:t>
-            </w:r>
-            <w:proofErr w:type="gramStart"/>
-            <w:r>
-              <w:rPr>
-                <w:rFonts w:ascii="Courier New" w:eastAsia="Courier New" w:hAnsi="Courier New" w:cs="Courier New"/>
-                <w:color w:val="1E3A5F"/>
-                <w:sz w:val="19"/>
-                <w:szCs w:val="19"/>
-              </w:rPr>
-              <w:t>n(</w:t>
-            </w:r>
-            <w:proofErr w:type="gramEnd"/>
-            <w:r>
-              <w:rPr>
-                <w:rFonts w:ascii="Courier New" w:eastAsia="Courier New" w:hAnsi="Courier New" w:cs="Courier New"/>
-                <w:color w:val="1E3A5F"/>
-                <w:sz w:val="19"/>
-                <w:szCs w:val="19"/>
-              </w:rPr>
-              <w:t xml:space="preserve">), </w:t>
-            </w:r>
-            <w:proofErr w:type="spellStart"/>
-            <w:r>
-              <w:rPr>
-                <w:rFonts w:ascii="Courier New" w:eastAsia="Courier New" w:hAnsi="Courier New" w:cs="Courier New"/>
-                <w:color w:val="1E3A5F"/>
-                <w:sz w:val="19"/>
-                <w:szCs w:val="19"/>
-              </w:rPr>
-              <w:t>Mean_Age</w:t>
-            </w:r>
-            <w:proofErr w:type="spellEnd"/>
-            <w:r>
-              <w:rPr>
-                <w:rFonts w:ascii="Courier New" w:eastAsia="Courier New" w:hAnsi="Courier New" w:cs="Courier New"/>
-                <w:color w:val="1E3A5F"/>
-                <w:sz w:val="19"/>
-                <w:szCs w:val="19"/>
-              </w:rPr>
-              <w:t xml:space="preserve">=mean(age), </w:t>
-            </w:r>
-            <w:proofErr w:type="spellStart"/>
-            <w:r>
-              <w:rPr>
-                <w:rFonts w:ascii="Courier New" w:eastAsia="Courier New" w:hAnsi="Courier New" w:cs="Courier New"/>
-                <w:color w:val="1E3A5F"/>
-                <w:sz w:val="19"/>
-                <w:szCs w:val="19"/>
-              </w:rPr>
-              <w:t>Smoke_pct</w:t>
-            </w:r>
-            <w:proofErr w:type="spellEnd"/>
-            <w:r>
-              <w:rPr>
-                <w:rFonts w:ascii="Courier New" w:eastAsia="Courier New" w:hAnsi="Courier New" w:cs="Courier New"/>
-                <w:color w:val="1E3A5F"/>
-                <w:sz w:val="19"/>
-                <w:szCs w:val="19"/>
-              </w:rPr>
-              <w:t>=mean(smoke)*100,</w:t>
-            </w:r>
-          </w:p>
-          <w:p>
-            <w:pPr>
-              <w:spacing w:after="20"/>
-            </w:pPr>
-            <w:r>
-              <w:rPr>
-                <w:rFonts w:ascii="Courier New" w:eastAsia="Courier New" w:hAnsi="Courier New" w:cs="Courier New"/>
-                <w:color w:val="1E3A5F"/>
-                <w:sz w:val="19"/>
-                <w:szCs w:val="19"/>
-              </w:rPr>
-              <w:t xml:space="preserve">            </w:t>
-            </w:r>
-            <w:proofErr w:type="spellStart"/>
-            <w:r>
-              <w:rPr>
-                <w:rFonts w:ascii="Courier New" w:eastAsia="Courier New" w:hAnsi="Courier New" w:cs="Courier New"/>
-                <w:color w:val="1E3A5F"/>
-                <w:sz w:val="19"/>
-                <w:szCs w:val="19"/>
-              </w:rPr>
-              <w:t>HT_pct</w:t>
-            </w:r>
-            <w:proofErr w:type="spellEnd"/>
-            <w:r>
-              <w:rPr>
-                <w:rFonts w:ascii="Courier New" w:eastAsia="Courier New" w:hAnsi="Courier New" w:cs="Courier New"/>
-                <w:color w:val="1E3A5F"/>
-                <w:sz w:val="19"/>
-                <w:szCs w:val="19"/>
-              </w:rPr>
-              <w:t>=mean(</w:t>
-            </w:r>
-            <w:proofErr w:type="spellStart"/>
-            <w:r>
-              <w:rPr>
-                <w:rFonts w:ascii="Courier New" w:eastAsia="Courier New" w:hAnsi="Courier New" w:cs="Courier New"/>
-                <w:color w:val="1E3A5F"/>
-                <w:sz w:val="19"/>
-                <w:szCs w:val="19"/>
-              </w:rPr>
-              <w:t>ht</w:t>
-            </w:r>
-            <w:proofErr w:type="spellEnd"/>
-            <w:r>
-              <w:rPr>
-                <w:rFonts w:ascii="Courier New" w:eastAsia="Courier New" w:hAnsi="Courier New" w:cs="Courier New"/>
-                <w:color w:val="1E3A5F"/>
-                <w:sz w:val="19"/>
-                <w:szCs w:val="19"/>
-              </w:rPr>
-              <w:t xml:space="preserve">)*100, </w:t>
-            </w:r>
-            <w:proofErr w:type="spellStart"/>
-            <w:r>
-              <w:rPr>
-                <w:rFonts w:ascii="Courier New" w:eastAsia="Courier New" w:hAnsi="Courier New" w:cs="Courier New"/>
-                <w:color w:val="1E3A5F"/>
-                <w:sz w:val="19"/>
-                <w:szCs w:val="19"/>
-              </w:rPr>
-              <w:t>Mean_BWT</w:t>
-            </w:r>
-            <w:proofErr w:type="spellEnd"/>
-            <w:r>
-              <w:rPr>
-                <w:rFonts w:ascii="Courier New" w:eastAsia="Courier New" w:hAnsi="Courier New" w:cs="Courier New"/>
-                <w:color w:val="1E3A5F"/>
-                <w:sz w:val="19"/>
-                <w:szCs w:val="19"/>
-              </w:rPr>
-              <w:t>=mean(</w:t>
-            </w:r>
-            <w:proofErr w:type="spellStart"/>
-            <w:r>
-              <w:rPr>
-                <w:rFonts w:ascii="Courier New" w:eastAsia="Courier New" w:hAnsi="Courier New" w:cs="Courier New"/>
-                <w:color w:val="1E3A5F"/>
-                <w:sz w:val="19"/>
-                <w:szCs w:val="19"/>
-              </w:rPr>
-              <w:t>bwt</w:t>
-            </w:r>
-            <w:proofErr w:type="spellEnd"/>
-            <w:r>
-              <w:rPr>
-                <w:rFonts w:ascii="Courier New" w:eastAsia="Courier New" w:hAnsi="Courier New" w:cs="Courier New"/>
-                <w:color w:val="1E3A5F"/>
-                <w:sz w:val="19"/>
-                <w:szCs w:val="19"/>
-              </w:rPr>
-              <w:t>))</w:t>
-            </w:r>
-          </w:p>
-          <w:p>
-            <w:pPr>
-              <w:spacing w:after="20"/>
-            </w:pPr>
-          </w:p>
-          <w:p>
-            <w:pPr>
-              <w:spacing w:after="20"/>
-            </w:pPr>
-            <w:r>
-              <w:rPr>
-                <w:rFonts w:ascii="Courier New" w:eastAsia="Courier New" w:hAnsi="Courier New" w:cs="Courier New"/>
-                <w:color w:val="1E3A5F"/>
-                <w:sz w:val="19"/>
-                <w:szCs w:val="19"/>
-              </w:rPr>
-              <w:t># ══ STEP 3: Statistical test ══════════════════════════════════════</w:t>
-            </w:r>
-          </w:p>
-          <w:p>
-            <w:pPr>
-              <w:spacing w:after="20"/>
-            </w:pPr>
-            <w:proofErr w:type="spellStart"/>
-            <w:r>
-              <w:rPr>
-                <w:rFonts w:ascii="Courier New" w:eastAsia="Courier New" w:hAnsi="Courier New" w:cs="Courier New"/>
-                <w:color w:val="1E3A5F"/>
-                <w:sz w:val="19"/>
-                <w:szCs w:val="19"/>
-              </w:rPr>
-              <w:t>chisq.</w:t>
-            </w:r>
-            <w:proofErr w:type="gramStart"/>
-            <w:r>
-              <w:rPr>
-                <w:rFonts w:ascii="Courier New" w:eastAsia="Courier New" w:hAnsi="Courier New" w:cs="Courier New"/>
-                <w:color w:val="1E3A5F"/>
-                <w:sz w:val="19"/>
-                <w:szCs w:val="19"/>
-              </w:rPr>
-              <w:t>test</w:t>
-            </w:r>
-            <w:proofErr w:type="spellEnd"/>
-            <w:r>
-              <w:rPr>
-                <w:rFonts w:ascii="Courier New" w:eastAsia="Courier New" w:hAnsi="Courier New" w:cs="Courier New"/>
-                <w:color w:val="1E3A5F"/>
-                <w:sz w:val="19"/>
-                <w:szCs w:val="19"/>
-              </w:rPr>
-              <w:t>(</w:t>
-            </w:r>
-            <w:proofErr w:type="gramEnd"/>
-            <w:r>
-              <w:rPr>
-                <w:rFonts w:ascii="Courier New" w:eastAsia="Courier New" w:hAnsi="Courier New" w:cs="Courier New"/>
-                <w:color w:val="1E3A5F"/>
-                <w:sz w:val="19"/>
-                <w:szCs w:val="19"/>
-              </w:rPr>
-              <w:t>table(</w:t>
-            </w:r>
-            <w:proofErr w:type="spellStart"/>
-            <w:r>
-              <w:rPr>
-                <w:rFonts w:ascii="Courier New" w:eastAsia="Courier New" w:hAnsi="Courier New" w:cs="Courier New"/>
-                <w:color w:val="1E3A5F"/>
-                <w:sz w:val="19"/>
-                <w:szCs w:val="19"/>
-              </w:rPr>
-              <w:t>lbw_analysis$smoke_f</w:t>
-            </w:r>
-            <w:proofErr w:type="spellEnd"/>
-            <w:r>
-              <w:rPr>
-                <w:rFonts w:ascii="Courier New" w:eastAsia="Courier New" w:hAnsi="Courier New" w:cs="Courier New"/>
-                <w:color w:val="1E3A5F"/>
-                <w:sz w:val="19"/>
-                <w:szCs w:val="19"/>
-              </w:rPr>
-              <w:t xml:space="preserve">, </w:t>
-            </w:r>
-            <w:proofErr w:type="spellStart"/>
-            <w:r>
-              <w:rPr>
-                <w:rFonts w:ascii="Courier New" w:eastAsia="Courier New" w:hAnsi="Courier New" w:cs="Courier New"/>
-                <w:color w:val="1E3A5F"/>
-                <w:sz w:val="19"/>
-                <w:szCs w:val="19"/>
-              </w:rPr>
-              <w:t>lbw_an</w:t>
-            </w:r>
-            <w:r>
-              <w:rPr>
-                <w:rFonts w:ascii="Courier New" w:eastAsia="Courier New" w:hAnsi="Courier New" w:cs="Courier New"/>
-                <w:color w:val="1E3A5F"/>
-                <w:sz w:val="19"/>
-                <w:szCs w:val="19"/>
-              </w:rPr>
-              <w:t>alysis$low_f</w:t>
-            </w:r>
-            <w:proofErr w:type="spellEnd"/>
-            <w:r>
-              <w:rPr>
-                <w:rFonts w:ascii="Courier New" w:eastAsia="Courier New" w:hAnsi="Courier New" w:cs="Courier New"/>
-                <w:color w:val="1E3A5F"/>
-                <w:sz w:val="19"/>
-                <w:szCs w:val="19"/>
-              </w:rPr>
-              <w:t>))</w:t>
-            </w:r>
-          </w:p>
-          <w:p>
-            <w:pPr>
-              <w:spacing w:after="20"/>
-            </w:pPr>
-          </w:p>
-          <w:p>
-            <w:pPr>
-              <w:spacing w:after="20"/>
-            </w:pPr>
-            <w:r>
-              <w:rPr>
-                <w:rFonts w:ascii="Courier New" w:eastAsia="Courier New" w:hAnsi="Courier New" w:cs="Courier New"/>
-                <w:color w:val="1E3A5F"/>
-                <w:sz w:val="19"/>
-                <w:szCs w:val="19"/>
-              </w:rPr>
-              <w:t># ══ STEP 4: Logistic regression ══════════════════════════════════</w:t>
-            </w:r>
-          </w:p>
-          <w:p>
-            <w:pPr>
-              <w:spacing w:after="20"/>
-            </w:pPr>
-            <w:proofErr w:type="spellStart"/>
-            <w:r>
-              <w:rPr>
-                <w:rFonts w:ascii="Courier New" w:eastAsia="Courier New" w:hAnsi="Courier New" w:cs="Courier New"/>
-                <w:color w:val="1E3A5F"/>
-                <w:sz w:val="19"/>
-                <w:szCs w:val="19"/>
-              </w:rPr>
-              <w:t>final_model</w:t>
-            </w:r>
-            <w:proofErr w:type="spellEnd"/>
-            <w:r>
-              <w:rPr>
-                <w:rFonts w:ascii="Courier New" w:eastAsia="Courier New" w:hAnsi="Courier New" w:cs="Courier New"/>
-                <w:color w:val="1E3A5F"/>
-                <w:sz w:val="19"/>
-                <w:szCs w:val="19"/>
-              </w:rPr>
-              <w:t xml:space="preserve"> &lt;- </w:t>
-            </w:r>
-            <w:proofErr w:type="spellStart"/>
-            <w:proofErr w:type="gramStart"/>
-            <w:r>
-              <w:rPr>
-                <w:rFonts w:ascii="Courier New" w:eastAsia="Courier New" w:hAnsi="Courier New" w:cs="Courier New"/>
-                <w:color w:val="1E3A5F"/>
-                <w:sz w:val="19"/>
-                <w:szCs w:val="19"/>
-              </w:rPr>
-              <w:t>glm</w:t>
-            </w:r>
-            <w:proofErr w:type="spellEnd"/>
-            <w:r>
-              <w:rPr>
-                <w:rFonts w:ascii="Courier New" w:eastAsia="Courier New" w:hAnsi="Courier New" w:cs="Courier New"/>
-                <w:color w:val="1E3A5F"/>
-                <w:sz w:val="19"/>
-                <w:szCs w:val="19"/>
-              </w:rPr>
-              <w:t>(</w:t>
-            </w:r>
-            <w:proofErr w:type="gramEnd"/>
-            <w:r>
-              <w:rPr>
-                <w:rFonts w:ascii="Courier New" w:eastAsia="Courier New" w:hAnsi="Courier New" w:cs="Courier New"/>
-                <w:color w:val="1E3A5F"/>
-                <w:sz w:val="19"/>
-                <w:szCs w:val="19"/>
-              </w:rPr>
-              <w:t xml:space="preserve">low ~ age + smoke + race + </w:t>
-            </w:r>
-            <w:proofErr w:type="spellStart"/>
-            <w:r>
-              <w:rPr>
-                <w:rFonts w:ascii="Courier New" w:eastAsia="Courier New" w:hAnsi="Courier New" w:cs="Courier New"/>
-                <w:color w:val="1E3A5F"/>
-                <w:sz w:val="19"/>
-                <w:szCs w:val="19"/>
-              </w:rPr>
-              <w:t>ht</w:t>
-            </w:r>
-            <w:proofErr w:type="spellEnd"/>
-            <w:r>
-              <w:rPr>
-                <w:rFonts w:ascii="Courier New" w:eastAsia="Courier New" w:hAnsi="Courier New" w:cs="Courier New"/>
-                <w:color w:val="1E3A5F"/>
-                <w:sz w:val="19"/>
-                <w:szCs w:val="19"/>
-              </w:rPr>
-              <w:t xml:space="preserve"> + </w:t>
-            </w:r>
-            <w:proofErr w:type="spellStart"/>
-            <w:r>
-              <w:rPr>
-                <w:rFonts w:ascii="Courier New" w:eastAsia="Courier New" w:hAnsi="Courier New" w:cs="Courier New"/>
-                <w:color w:val="1E3A5F"/>
-                <w:sz w:val="19"/>
-                <w:szCs w:val="19"/>
-              </w:rPr>
-              <w:t>lwt</w:t>
-            </w:r>
-            <w:proofErr w:type="spellEnd"/>
-            <w:r>
-              <w:rPr>
-                <w:rFonts w:ascii="Courier New" w:eastAsia="Courier New" w:hAnsi="Courier New" w:cs="Courier New"/>
-                <w:color w:val="1E3A5F"/>
-                <w:sz w:val="19"/>
-                <w:szCs w:val="19"/>
-              </w:rPr>
-              <w:t>,</w:t>
-            </w:r>
-          </w:p>
-          <w:p>
-            <w:pPr>
-              <w:spacing w:after="20"/>
-            </w:pPr>
-            <w:r>
-              <w:rPr>
-                <w:rFonts w:ascii="Courier New" w:eastAsia="Courier New" w:hAnsi="Courier New" w:cs="Courier New"/>
-                <w:color w:val="1E3A5F"/>
-                <w:sz w:val="19"/>
-                <w:szCs w:val="19"/>
-              </w:rPr>
-              <w:t xml:space="preserve">                   data=</w:t>
-            </w:r>
-            <w:proofErr w:type="spellStart"/>
-            <w:r>
-              <w:rPr>
-                <w:rFonts w:ascii="Courier New" w:eastAsia="Courier New" w:hAnsi="Courier New" w:cs="Courier New"/>
-                <w:color w:val="1E3A5F"/>
-                <w:sz w:val="19"/>
-                <w:szCs w:val="19"/>
-              </w:rPr>
-              <w:t>lbw_analysis</w:t>
-            </w:r>
-            <w:proofErr w:type="spellEnd"/>
-            <w:r>
-              <w:rPr>
-                <w:rFonts w:ascii="Courier New" w:eastAsia="Courier New" w:hAnsi="Courier New" w:cs="Courier New"/>
-                <w:color w:val="1E3A5F"/>
-                <w:sz w:val="19"/>
-                <w:szCs w:val="19"/>
-              </w:rPr>
               <w:t>, family=binomial)</w:t>
             </w:r>
           </w:p>
@@ -31500,16 +30370,7 @@
                 <w:sz w:val="19"/>
                 <w:szCs w:val="19"/>
               </w:rPr>
-              <w:t># ══ STEP 5: Forest plot ═══════════════════════════════════</w:t>
-            </w:r>
-            <w:r>
-              <w:rPr>
-                <w:rFonts w:ascii="Courier New" w:eastAsia="Courier New" w:hAnsi="Courier New" w:cs="Courier New"/>
-                <w:color w:val="1E3A5F"/>
-                <w:sz w:val="19"/>
-                <w:szCs w:val="19"/>
-              </w:rPr>
-              <w:t>════════</w:t>
+              <w:t># ══ STEP 5: Forest plot ═══════════════════════════════════════════</w:t>
             </w:r>
           </w:p>
           <w:p>
@@ -31855,16 +30716,7 @@
                 <w:sz w:val="19"/>
                 <w:szCs w:val="19"/>
               </w:rPr>
-              <w:t>), height</w:t>
-            </w:r>
-            <w:r>
-              <w:rPr>
-                <w:rFonts w:ascii="Courier New" w:eastAsia="Courier New" w:hAnsi="Courier New" w:cs="Courier New"/>
-                <w:color w:val="1E3A5F"/>
-                <w:sz w:val="19"/>
-                <w:szCs w:val="19"/>
-              </w:rPr>
-              <w:t>=0.25) +</w:t>
+              <w:t>), height=0.25) +</w:t>
             </w:r>
           </w:p>
           <w:p>
@@ -32121,12 +30973,6 @@
         <w:gridCol w:w="9360"/>
       </w:tblGrid>
       <w:tr>
-        <w:tblPrEx>
-          <w:tblCellMar>
-            <w:top w:w="0" w:type="dxa"/>
-            <w:bottom w:w="0" w:type="dxa"/>
-          </w:tblCellMar>
-        </w:tblPrEx>
         <w:tc>
           <w:tcPr>
             <w:tcW w:w="9360" w:type="dxa"/>
@@ -32152,35 +30998,21 @@
                 <w:bCs/>
                 <w:color w:val="FFFFFF"/>
               </w:rPr>
-              <w:t>📝</w:t>
-            </w:r>
+              <w:t>📝  Task</w:t>
+            </w:r>
+            <w:proofErr w:type="gramEnd"/>
             <w:r>
               <w:rPr>
                 <w:b/>
                 <w:bCs/>
                 <w:color w:val="FFFFFF"/>
               </w:rPr>
-              <w:t xml:space="preserve">  Task</w:t>
-            </w:r>
-            <w:proofErr w:type="gramEnd"/>
-            <w:r>
-              <w:rPr>
-                <w:b/>
-                <w:bCs/>
-                <w:color w:val="FFFFFF"/>
-              </w:rPr>
               <w:t xml:space="preserve"> 3 (Session III)</w:t>
             </w:r>
           </w:p>
         </w:tc>
       </w:tr>
       <w:tr>
-        <w:tblPrEx>
-          <w:tblCellMar>
-            <w:top w:w="0" w:type="dxa"/>
-            <w:bottom w:w="0" w:type="dxa"/>
-          </w:tblCellMar>
-        </w:tblPrEx>
         <w:tc>
           <w:tcPr>
             <w:tcW w:w="9360" w:type="dxa"/>
@@ -32340,12 +31172,6 @@
         <w:gridCol w:w="9360"/>
       </w:tblGrid>
       <w:tr>
-        <w:tblPrEx>
-          <w:tblCellMar>
-            <w:top w:w="0" w:type="dxa"/>
-            <w:bottom w:w="0" w:type="dxa"/>
-          </w:tblCellMar>
-        </w:tblPrEx>
         <w:tc>
           <w:tcPr>
             <w:tcW w:w="9360" w:type="dxa"/>
@@ -32376,12 +31202,6 @@
         </w:tc>
       </w:tr>
       <w:tr>
-        <w:tblPrEx>
-          <w:tblCellMar>
-            <w:top w:w="0" w:type="dxa"/>
-            <w:bottom w:w="0" w:type="dxa"/>
-          </w:tblCellMar>
-        </w:tblPrEx>
         <w:tc>
           <w:tcPr>
             <w:tcW w:w="9360" w:type="dxa"/>
@@ -32547,12 +31367,6 @@
         <w:gridCol w:w="4454"/>
       </w:tblGrid>
       <w:tr>
-        <w:tblPrEx>
-          <w:tblCellMar>
-            <w:top w:w="0" w:type="dxa"/>
-            <w:bottom w:w="0" w:type="dxa"/>
-          </w:tblCellMar>
-        </w:tblPrEx>
         <w:trPr>
           <w:tblHeader/>
         </w:trPr>
@@ -32657,12 +31471,6 @@
         </w:tc>
       </w:tr>
       <w:tr>
-        <w:tblPrEx>
-          <w:tblCellMar>
-            <w:top w:w="0" w:type="dxa"/>
-            <w:bottom w:w="0" w:type="dxa"/>
-          </w:tblCellMar>
-        </w:tblPrEx>
         <w:tc>
           <w:tcPr>
             <w:tcW w:w="600" w:type="dxa"/>
@@ -32777,12 +31585,6 @@
         </w:tc>
       </w:tr>
       <w:tr>
-        <w:tblPrEx>
-          <w:tblCellMar>
-            <w:top w:w="0" w:type="dxa"/>
-            <w:bottom w:w="0" w:type="dxa"/>
-          </w:tblCellMar>
-        </w:tblPrEx>
         <w:tc>
           <w:tcPr>
             <w:tcW w:w="600" w:type="dxa"/>
@@ -32915,12 +31717,6 @@
         </w:tc>
       </w:tr>
       <w:tr>
-        <w:tblPrEx>
-          <w:tblCellMar>
-            <w:top w:w="0" w:type="dxa"/>
-            <w:bottom w:w="0" w:type="dxa"/>
-          </w:tblCellMar>
-        </w:tblPrEx>
         <w:tc>
           <w:tcPr>
             <w:tcW w:w="600" w:type="dxa"/>
@@ -33073,12 +31869,6 @@
         </w:tc>
       </w:tr>
       <w:tr>
-        <w:tblPrEx>
-          <w:tblCellMar>
-            <w:top w:w="0" w:type="dxa"/>
-            <w:bottom w:w="0" w:type="dxa"/>
-          </w:tblCellMar>
-        </w:tblPrEx>
         <w:tc>
           <w:tcPr>
             <w:tcW w:w="600" w:type="dxa"/>
@@ -33229,12 +32019,6 @@
         </w:tc>
       </w:tr>
       <w:tr>
-        <w:tblPrEx>
-          <w:tblCellMar>
-            <w:top w:w="0" w:type="dxa"/>
-            <w:bottom w:w="0" w:type="dxa"/>
-          </w:tblCellMar>
-        </w:tblPrEx>
         <w:tc>
           <w:tcPr>
             <w:tcW w:w="600" w:type="dxa"/>
@@ -33377,12 +32161,6 @@
         </w:tc>
       </w:tr>
       <w:tr>
-        <w:tblPrEx>
-          <w:tblCellMar>
-            <w:top w:w="0" w:type="dxa"/>
-            <w:bottom w:w="0" w:type="dxa"/>
-          </w:tblCellMar>
-        </w:tblPrEx>
         <w:tc>
           <w:tcPr>
             <w:tcW w:w="600" w:type="dxa"/>
@@ -33561,12 +32339,6 @@
         <w:gridCol w:w="9360"/>
       </w:tblGrid>
       <w:tr>
-        <w:tblPrEx>
-          <w:tblCellMar>
-            <w:top w:w="0" w:type="dxa"/>
-            <w:bottom w:w="0" w:type="dxa"/>
-          </w:tblCellMar>
-        </w:tblPrEx>
         <w:tc>
           <w:tcPr>
             <w:tcW w:w="9360" w:type="dxa"/>
@@ -33597,12 +32369,6 @@
         </w:tc>
       </w:tr>
       <w:tr>
-        <w:tblPrEx>
-          <w:tblCellMar>
-            <w:top w:w="0" w:type="dxa"/>
-            <w:bottom w:w="0" w:type="dxa"/>
-          </w:tblCellMar>
-        </w:tblPrEx>
         <w:tc>
           <w:tcPr>
             <w:tcW w:w="9360" w:type="dxa"/>
@@ -33779,12 +32545,6 @@
         <w:gridCol w:w="4860"/>
       </w:tblGrid>
       <w:tr>
-        <w:tblPrEx>
-          <w:tblCellMar>
-            <w:top w:w="0" w:type="dxa"/>
-            <w:bottom w:w="0" w:type="dxa"/>
-          </w:tblCellMar>
-        </w:tblPrEx>
         <w:trPr>
           <w:tblHeader/>
         </w:trPr>
@@ -33889,12 +32649,6 @@
         </w:tc>
       </w:tr>
       <w:tr>
-        <w:tblPrEx>
-          <w:tblCellMar>
-            <w:top w:w="0" w:type="dxa"/>
-            <w:bottom w:w="0" w:type="dxa"/>
-          </w:tblCellMar>
-        </w:tblPrEx>
         <w:tc>
           <w:tcPr>
             <w:tcW w:w="1600" w:type="dxa"/>
@@ -34045,12 +32799,6 @@
         </w:tc>
       </w:tr>
       <w:tr>
-        <w:tblPrEx>
-          <w:tblCellMar>
-            <w:top w:w="0" w:type="dxa"/>
-            <w:bottom w:w="0" w:type="dxa"/>
-          </w:tblCellMar>
-        </w:tblPrEx>
         <w:tc>
           <w:tcPr>
             <w:tcW w:w="1600" w:type="dxa"/>
@@ -34165,12 +32913,6 @@
         </w:tc>
       </w:tr>
       <w:tr>
-        <w:tblPrEx>
-          <w:tblCellMar>
-            <w:top w:w="0" w:type="dxa"/>
-            <w:bottom w:w="0" w:type="dxa"/>
-          </w:tblCellMar>
-        </w:tblPrEx>
         <w:tc>
           <w:tcPr>
             <w:tcW w:w="1600" w:type="dxa"/>
@@ -34285,12 +33027,6 @@
         </w:tc>
       </w:tr>
       <w:tr>
-        <w:tblPrEx>
-          <w:tblCellMar>
-            <w:top w:w="0" w:type="dxa"/>
-            <w:bottom w:w="0" w:type="dxa"/>
-          </w:tblCellMar>
-        </w:tblPrEx>
         <w:tc>
           <w:tcPr>
             <w:tcW w:w="1600" w:type="dxa"/>
@@ -34405,12 +33141,6 @@
         </w:tc>
       </w:tr>
       <w:tr>
-        <w:tblPrEx>
-          <w:tblCellMar>
-            <w:top w:w="0" w:type="dxa"/>
-            <w:bottom w:w="0" w:type="dxa"/>
-          </w:tblCellMar>
-        </w:tblPrEx>
         <w:tc>
           <w:tcPr>
             <w:tcW w:w="1600" w:type="dxa"/>
@@ -34525,12 +33255,6 @@
         </w:tc>
       </w:tr>
       <w:tr>
-        <w:tblPrEx>
-          <w:tblCellMar>
-            <w:top w:w="0" w:type="dxa"/>
-            <w:bottom w:w="0" w:type="dxa"/>
-          </w:tblCellMar>
-        </w:tblPrEx>
         <w:tc>
           <w:tcPr>
             <w:tcW w:w="1600" w:type="dxa"/>
@@ -34645,12 +33369,6 @@
         </w:tc>
       </w:tr>
       <w:tr>
-        <w:tblPrEx>
-          <w:tblCellMar>
-            <w:top w:w="0" w:type="dxa"/>
-            <w:bottom w:w="0" w:type="dxa"/>
-          </w:tblCellMar>
-        </w:tblPrEx>
         <w:tc>
           <w:tcPr>
             <w:tcW w:w="1600" w:type="dxa"/>
@@ -34747,12 +33465,6 @@
         </w:tc>
       </w:tr>
       <w:tr>
-        <w:tblPrEx>
-          <w:tblCellMar>
-            <w:top w:w="0" w:type="dxa"/>
-            <w:bottom w:w="0" w:type="dxa"/>
-          </w:tblCellMar>
-        </w:tblPrEx>
         <w:tc>
           <w:tcPr>
             <w:tcW w:w="1600" w:type="dxa"/>
@@ -34895,12 +33607,6 @@
         </w:tc>
       </w:tr>
       <w:tr>
-        <w:tblPrEx>
-          <w:tblCellMar>
-            <w:top w:w="0" w:type="dxa"/>
-            <w:bottom w:w="0" w:type="dxa"/>
-          </w:tblCellMar>
-        </w:tblPrEx>
         <w:tc>
           <w:tcPr>
             <w:tcW w:w="1600" w:type="dxa"/>
@@ -35033,12 +33739,6 @@
         </w:tc>
       </w:tr>
       <w:tr>
-        <w:tblPrEx>
-          <w:tblCellMar>
-            <w:top w:w="0" w:type="dxa"/>
-            <w:bottom w:w="0" w:type="dxa"/>
-          </w:tblCellMar>
-        </w:tblPrEx>
         <w:tc>
           <w:tcPr>
             <w:tcW w:w="1600" w:type="dxa"/>
@@ -35197,12 +33897,6 @@
         <w:gridCol w:w="4860"/>
       </w:tblGrid>
       <w:tr>
-        <w:tblPrEx>
-          <w:tblCellMar>
-            <w:top w:w="0" w:type="dxa"/>
-            <w:bottom w:w="0" w:type="dxa"/>
-          </w:tblCellMar>
-        </w:tblPrEx>
         <w:trPr>
           <w:tblHeader/>
         </w:trPr>
@@ -35307,12 +34001,6 @@
         </w:tc>
       </w:tr>
       <w:tr>
-        <w:tblPrEx>
-          <w:tblCellMar>
-            <w:top w:w="0" w:type="dxa"/>
-            <w:bottom w:w="0" w:type="dxa"/>
-          </w:tblCellMar>
-        </w:tblPrEx>
         <w:tc>
           <w:tcPr>
             <w:tcW w:w="1600" w:type="dxa"/>
@@ -35419,12 +34107,6 @@
         </w:tc>
       </w:tr>
       <w:tr>
-        <w:tblPrEx>
-          <w:tblCellMar>
-            <w:top w:w="0" w:type="dxa"/>
-            <w:bottom w:w="0" w:type="dxa"/>
-          </w:tblCellMar>
-        </w:tblPrEx>
         <w:tc>
           <w:tcPr>
             <w:tcW w:w="1600" w:type="dxa"/>
@@ -35567,12 +34249,6 @@
         </w:tc>
       </w:tr>
       <w:tr>
-        <w:tblPrEx>
-          <w:tblCellMar>
-            <w:top w:w="0" w:type="dxa"/>
-            <w:bottom w:w="0" w:type="dxa"/>
-          </w:tblCellMar>
-        </w:tblPrEx>
         <w:tc>
           <w:tcPr>
             <w:tcW w:w="1600" w:type="dxa"/>
@@ -35715,12 +34391,6 @@
         </w:tc>
       </w:tr>
       <w:tr>
-        <w:tblPrEx>
-          <w:tblCellMar>
-            <w:top w:w="0" w:type="dxa"/>
-            <w:bottom w:w="0" w:type="dxa"/>
-          </w:tblCellMar>
-        </w:tblPrEx>
         <w:tc>
           <w:tcPr>
             <w:tcW w:w="1600" w:type="dxa"/>
@@ -35845,12 +34515,6 @@
         </w:tc>
       </w:tr>
       <w:tr>
-        <w:tblPrEx>
-          <w:tblCellMar>
-            <w:top w:w="0" w:type="dxa"/>
-            <w:bottom w:w="0" w:type="dxa"/>
-          </w:tblCellMar>
-        </w:tblPrEx>
         <w:tc>
           <w:tcPr>
             <w:tcW w:w="1600" w:type="dxa"/>
@@ -36011,12 +34675,6 @@
         </w:tc>
       </w:tr>
       <w:tr>
-        <w:tblPrEx>
-          <w:tblCellMar>
-            <w:top w:w="0" w:type="dxa"/>
-            <w:bottom w:w="0" w:type="dxa"/>
-          </w:tblCellMar>
-        </w:tblPrEx>
         <w:tc>
           <w:tcPr>
             <w:tcW w:w="1600" w:type="dxa"/>
@@ -36169,12 +34827,6 @@
         </w:tc>
       </w:tr>
       <w:tr>
-        <w:tblPrEx>
-          <w:tblCellMar>
-            <w:top w:w="0" w:type="dxa"/>
-            <w:bottom w:w="0" w:type="dxa"/>
-          </w:tblCellMar>
-        </w:tblPrEx>
         <w:tc>
           <w:tcPr>
             <w:tcW w:w="1600" w:type="dxa"/>
@@ -36299,12 +34951,6 @@
         </w:tc>
       </w:tr>
       <w:tr>
-        <w:tblPrEx>
-          <w:tblCellMar>
-            <w:top w:w="0" w:type="dxa"/>
-            <w:bottom w:w="0" w:type="dxa"/>
-          </w:tblCellMar>
-        </w:tblPrEx>
         <w:tc>
           <w:tcPr>
             <w:tcW w:w="1600" w:type="dxa"/>
@@ -36495,12 +35141,6 @@
         <w:gridCol w:w="4707"/>
       </w:tblGrid>
       <w:tr>
-        <w:tblPrEx>
-          <w:tblCellMar>
-            <w:top w:w="0" w:type="dxa"/>
-            <w:bottom w:w="0" w:type="dxa"/>
-          </w:tblCellMar>
-        </w:tblPrEx>
         <w:trPr>
           <w:tblHeader/>
         </w:trPr>
@@ -36605,12 +35245,6 @@
         </w:tc>
       </w:tr>
       <w:tr>
-        <w:tblPrEx>
-          <w:tblCellMar>
-            <w:top w:w="0" w:type="dxa"/>
-            <w:bottom w:w="0" w:type="dxa"/>
-          </w:tblCellMar>
-        </w:tblPrEx>
         <w:tc>
           <w:tcPr>
             <w:tcW w:w="1800" w:type="dxa"/>
@@ -36799,12 +35433,6 @@
         </w:tc>
       </w:tr>
       <w:tr>
-        <w:tblPrEx>
-          <w:tblCellMar>
-            <w:top w:w="0" w:type="dxa"/>
-            <w:bottom w:w="0" w:type="dxa"/>
-          </w:tblCellMar>
-        </w:tblPrEx>
         <w:tc>
           <w:tcPr>
             <w:tcW w:w="1800" w:type="dxa"/>
@@ -36929,12 +35557,6 @@
         </w:tc>
       </w:tr>
       <w:tr>
-        <w:tblPrEx>
-          <w:tblCellMar>
-            <w:top w:w="0" w:type="dxa"/>
-            <w:bottom w:w="0" w:type="dxa"/>
-          </w:tblCellMar>
-        </w:tblPrEx>
         <w:tc>
           <w:tcPr>
             <w:tcW w:w="1800" w:type="dxa"/>
@@ -37124,12 +35746,6 @@
         </w:tc>
       </w:tr>
       <w:tr>
-        <w:tblPrEx>
-          <w:tblCellMar>
-            <w:top w:w="0" w:type="dxa"/>
-            <w:bottom w:w="0" w:type="dxa"/>
-          </w:tblCellMar>
-        </w:tblPrEx>
         <w:tc>
           <w:tcPr>
             <w:tcW w:w="1800" w:type="dxa"/>
@@ -37308,12 +35924,6 @@
         </w:tc>
       </w:tr>
       <w:tr>
-        <w:tblPrEx>
-          <w:tblCellMar>
-            <w:top w:w="0" w:type="dxa"/>
-            <w:bottom w:w="0" w:type="dxa"/>
-          </w:tblCellMar>
-        </w:tblPrEx>
         <w:tc>
           <w:tcPr>
             <w:tcW w:w="1800" w:type="dxa"/>
@@ -37486,12 +36096,6 @@
         </w:tc>
       </w:tr>
       <w:tr>
-        <w:tblPrEx>
-          <w:tblCellMar>
-            <w:top w:w="0" w:type="dxa"/>
-            <w:bottom w:w="0" w:type="dxa"/>
-          </w:tblCellMar>
-        </w:tblPrEx>
         <w:tc>
           <w:tcPr>
             <w:tcW w:w="1800" w:type="dxa"/>
@@ -37626,12 +36230,6 @@
         </w:tc>
       </w:tr>
       <w:tr>
-        <w:tblPrEx>
-          <w:tblCellMar>
-            <w:top w:w="0" w:type="dxa"/>
-            <w:bottom w:w="0" w:type="dxa"/>
-          </w:tblCellMar>
-        </w:tblPrEx>
         <w:tc>
           <w:tcPr>
             <w:tcW w:w="1800" w:type="dxa"/>
@@ -37820,12 +36418,6 @@
         </w:tc>
       </w:tr>
       <w:tr>
-        <w:tblPrEx>
-          <w:tblCellMar>
-            <w:top w:w="0" w:type="dxa"/>
-            <w:bottom w:w="0" w:type="dxa"/>
-          </w:tblCellMar>
-        </w:tblPrEx>
         <w:tc>
           <w:tcPr>
             <w:tcW w:w="1800" w:type="dxa"/>
@@ -37968,12 +36560,6 @@
         </w:tc>
       </w:tr>
       <w:tr>
-        <w:tblPrEx>
-          <w:tblCellMar>
-            <w:top w:w="0" w:type="dxa"/>
-            <w:bottom w:w="0" w:type="dxa"/>
-          </w:tblCellMar>
-        </w:tblPrEx>
         <w:tc>
           <w:tcPr>
             <w:tcW w:w="1800" w:type="dxa"/>
@@ -38162,12 +36748,6 @@
         </w:tc>
       </w:tr>
       <w:tr>
-        <w:tblPrEx>
-          <w:tblCellMar>
-            <w:top w:w="0" w:type="dxa"/>
-            <w:bottom w:w="0" w:type="dxa"/>
-          </w:tblCellMar>
-        </w:tblPrEx>
         <w:tc>
           <w:tcPr>
             <w:tcW w:w="1800" w:type="dxa"/>
@@ -38322,12 +36902,6 @@
         </w:tc>
       </w:tr>
       <w:tr>
-        <w:tblPrEx>
-          <w:tblCellMar>
-            <w:top w:w="0" w:type="dxa"/>
-            <w:bottom w:w="0" w:type="dxa"/>
-          </w:tblCellMar>
-        </w:tblPrEx>
         <w:tc>
           <w:tcPr>
             <w:tcW w:w="1800" w:type="dxa"/>
@@ -38498,12 +37072,6 @@
         <w:gridCol w:w="4760"/>
       </w:tblGrid>
       <w:tr>
-        <w:tblPrEx>
-          <w:tblCellMar>
-            <w:top w:w="0" w:type="dxa"/>
-            <w:bottom w:w="0" w:type="dxa"/>
-          </w:tblCellMar>
-        </w:tblPrEx>
         <w:trPr>
           <w:tblHeader/>
         </w:trPr>
@@ -38620,12 +37188,6 @@
         </w:tc>
       </w:tr>
       <w:tr>
-        <w:tblPrEx>
-          <w:tblCellMar>
-            <w:top w:w="0" w:type="dxa"/>
-            <w:bottom w:w="0" w:type="dxa"/>
-          </w:tblCellMar>
-        </w:tblPrEx>
         <w:tc>
           <w:tcPr>
             <w:tcW w:w="2000" w:type="dxa"/>
@@ -38758,12 +37320,6 @@
         </w:tc>
       </w:tr>
       <w:tr>
-        <w:tblPrEx>
-          <w:tblCellMar>
-            <w:top w:w="0" w:type="dxa"/>
-            <w:bottom w:w="0" w:type="dxa"/>
-          </w:tblCellMar>
-        </w:tblPrEx>
         <w:tc>
           <w:tcPr>
             <w:tcW w:w="2000" w:type="dxa"/>
@@ -38878,12 +37434,6 @@
         </w:tc>
       </w:tr>
       <w:tr>
-        <w:tblPrEx>
-          <w:tblCellMar>
-            <w:top w:w="0" w:type="dxa"/>
-            <w:bottom w:w="0" w:type="dxa"/>
-          </w:tblCellMar>
-        </w:tblPrEx>
         <w:tc>
           <w:tcPr>
             <w:tcW w:w="2000" w:type="dxa"/>
@@ -39018,12 +37568,6 @@
         </w:tc>
       </w:tr>
       <w:tr>
-        <w:tblPrEx>
-          <w:tblCellMar>
-            <w:top w:w="0" w:type="dxa"/>
-            <w:bottom w:w="0" w:type="dxa"/>
-          </w:tblCellMar>
-        </w:tblPrEx>
         <w:tc>
           <w:tcPr>
             <w:tcW w:w="2000" w:type="dxa"/>
@@ -39138,12 +37682,6 @@
         </w:tc>
       </w:tr>
       <w:tr>
-        <w:tblPrEx>
-          <w:tblCellMar>
-            <w:top w:w="0" w:type="dxa"/>
-            <w:bottom w:w="0" w:type="dxa"/>
-          </w:tblCellMar>
-        </w:tblPrEx>
         <w:tc>
           <w:tcPr>
             <w:tcW w:w="2000" w:type="dxa"/>
@@ -39258,12 +37796,6 @@
         </w:tc>
       </w:tr>
       <w:tr>
-        <w:tblPrEx>
-          <w:tblCellMar>
-            <w:top w:w="0" w:type="dxa"/>
-            <w:bottom w:w="0" w:type="dxa"/>
-          </w:tblCellMar>
-        </w:tblPrEx>
         <w:tc>
           <w:tcPr>
             <w:tcW w:w="2000" w:type="dxa"/>
@@ -39396,12 +37928,6 @@
         </w:tc>
       </w:tr>
       <w:tr>
-        <w:tblPrEx>
-          <w:tblCellMar>
-            <w:top w:w="0" w:type="dxa"/>
-            <w:bottom w:w="0" w:type="dxa"/>
-          </w:tblCellMar>
-        </w:tblPrEx>
         <w:tc>
           <w:tcPr>
             <w:tcW w:w="2000" w:type="dxa"/>
@@ -39516,12 +38042,6 @@
         </w:tc>
       </w:tr>
       <w:tr>
-        <w:tblPrEx>
-          <w:tblCellMar>
-            <w:top w:w="0" w:type="dxa"/>
-            <w:bottom w:w="0" w:type="dxa"/>
-          </w:tblCellMar>
-        </w:tblPrEx>
         <w:tc>
           <w:tcPr>
             <w:tcW w:w="2000" w:type="dxa"/>
@@ -39636,12 +38156,6 @@
         </w:tc>
       </w:tr>
       <w:tr>
-        <w:tblPrEx>
-          <w:tblCellMar>
-            <w:top w:w="0" w:type="dxa"/>
-            <w:bottom w:w="0" w:type="dxa"/>
-          </w:tblCellMar>
-        </w:tblPrEx>
         <w:tc>
           <w:tcPr>
             <w:tcW w:w="2000" w:type="dxa"/>
@@ -39766,12 +38280,6 @@
         </w:tc>
       </w:tr>
       <w:tr>
-        <w:tblPrEx>
-          <w:tblCellMar>
-            <w:top w:w="0" w:type="dxa"/>
-            <w:bottom w:w="0" w:type="dxa"/>
-          </w:tblCellMar>
-        </w:tblPrEx>
         <w:tc>
           <w:tcPr>
             <w:tcW w:w="2000" w:type="dxa"/>
@@ -39868,12 +38376,6 @@
         </w:tc>
       </w:tr>
       <w:tr>
-        <w:tblPrEx>
-          <w:tblCellMar>
-            <w:top w:w="0" w:type="dxa"/>
-            <w:bottom w:w="0" w:type="dxa"/>
-          </w:tblCellMar>
-        </w:tblPrEx>
         <w:tc>
           <w:tcPr>
             <w:tcW w:w="2000" w:type="dxa"/>
@@ -39988,12 +38490,6 @@
         </w:tc>
       </w:tr>
       <w:tr>
-        <w:tblPrEx>
-          <w:tblCellMar>
-            <w:top w:w="0" w:type="dxa"/>
-            <w:bottom w:w="0" w:type="dxa"/>
-          </w:tblCellMar>
-        </w:tblPrEx>
         <w:tc>
           <w:tcPr>
             <w:tcW w:w="2000" w:type="dxa"/>
@@ -40209,12 +38705,6 @@
         <w:gridCol w:w="3560"/>
       </w:tblGrid>
       <w:tr>
-        <w:tblPrEx>
-          <w:tblCellMar>
-            <w:top w:w="0" w:type="dxa"/>
-            <w:bottom w:w="0" w:type="dxa"/>
-          </w:tblCellMar>
-        </w:tblPrEx>
         <w:trPr>
           <w:tblHeader/>
         </w:trPr>
@@ -40319,12 +38809,6 @@
         </w:tc>
       </w:tr>
       <w:tr>
-        <w:tblPrEx>
-          <w:tblCellMar>
-            <w:top w:w="0" w:type="dxa"/>
-            <w:bottom w:w="0" w:type="dxa"/>
-          </w:tblCellMar>
-        </w:tblPrEx>
         <w:tc>
           <w:tcPr>
             <w:tcW w:w="2400" w:type="dxa"/>
@@ -40421,12 +38905,6 @@
         </w:tc>
       </w:tr>
       <w:tr>
-        <w:tblPrEx>
-          <w:tblCellMar>
-            <w:top w:w="0" w:type="dxa"/>
-            <w:bottom w:w="0" w:type="dxa"/>
-          </w:tblCellMar>
-        </w:tblPrEx>
         <w:tc>
           <w:tcPr>
             <w:tcW w:w="2400" w:type="dxa"/>
@@ -40525,12 +39003,6 @@
         </w:tc>
       </w:tr>
       <w:tr>
-        <w:tblPrEx>
-          <w:tblCellMar>
-            <w:top w:w="0" w:type="dxa"/>
-            <w:bottom w:w="0" w:type="dxa"/>
-          </w:tblCellMar>
-        </w:tblPrEx>
         <w:tc>
           <w:tcPr>
             <w:tcW w:w="2400" w:type="dxa"/>
@@ -40617,12 +39089,6 @@
         </w:tc>
       </w:tr>
       <w:tr>
-        <w:tblPrEx>
-          <w:tblCellMar>
-            <w:top w:w="0" w:type="dxa"/>
-            <w:bottom w:w="0" w:type="dxa"/>
-          </w:tblCellMar>
-        </w:tblPrEx>
         <w:tc>
           <w:tcPr>
             <w:tcW w:w="2400" w:type="dxa"/>
@@ -40709,12 +39175,6 @@
         </w:tc>
       </w:tr>
       <w:tr>
-        <w:tblPrEx>
-          <w:tblCellMar>
-            <w:top w:w="0" w:type="dxa"/>
-            <w:bottom w:w="0" w:type="dxa"/>
-          </w:tblCellMar>
-        </w:tblPrEx>
         <w:tc>
           <w:tcPr>
             <w:tcW w:w="2400" w:type="dxa"/>
@@ -40801,12 +39261,6 @@
         </w:tc>
       </w:tr>
       <w:tr>
-        <w:tblPrEx>
-          <w:tblCellMar>
-            <w:top w:w="0" w:type="dxa"/>
-            <w:bottom w:w="0" w:type="dxa"/>
-          </w:tblCellMar>
-        </w:tblPrEx>
         <w:tc>
           <w:tcPr>
             <w:tcW w:w="2400" w:type="dxa"/>
@@ -40928,12 +39382,6 @@
         <w:gridCol w:w="7560"/>
       </w:tblGrid>
       <w:tr>
-        <w:tblPrEx>
-          <w:tblCellMar>
-            <w:top w:w="0" w:type="dxa"/>
-            <w:bottom w:w="0" w:type="dxa"/>
-          </w:tblCellMar>
-        </w:tblPrEx>
         <w:trPr>
           <w:tblHeader/>
         </w:trPr>
@@ -41005,12 +39453,6 @@
         </w:tc>
       </w:tr>
       <w:tr>
-        <w:tblPrEx>
-          <w:tblCellMar>
-            <w:top w:w="0" w:type="dxa"/>
-            <w:bottom w:w="0" w:type="dxa"/>
-          </w:tblCellMar>
-        </w:tblPrEx>
         <w:tc>
           <w:tcPr>
             <w:tcW w:w="1800" w:type="dxa"/>
@@ -41071,12 +39513,6 @@
         </w:tc>
       </w:tr>
       <w:tr>
-        <w:tblPrEx>
-          <w:tblCellMar>
-            <w:top w:w="0" w:type="dxa"/>
-            <w:bottom w:w="0" w:type="dxa"/>
-          </w:tblCellMar>
-        </w:tblPrEx>
         <w:tc>
           <w:tcPr>
             <w:tcW w:w="1800" w:type="dxa"/>
@@ -41137,12 +39573,6 @@
         </w:tc>
       </w:tr>
       <w:tr>
-        <w:tblPrEx>
-          <w:tblCellMar>
-            <w:top w:w="0" w:type="dxa"/>
-            <w:bottom w:w="0" w:type="dxa"/>
-          </w:tblCellMar>
-        </w:tblPrEx>
         <w:tc>
           <w:tcPr>
             <w:tcW w:w="1800" w:type="dxa"/>
@@ -41203,12 +39633,6 @@
         </w:tc>
       </w:tr>
       <w:tr>
-        <w:tblPrEx>
-          <w:tblCellMar>
-            <w:top w:w="0" w:type="dxa"/>
-            <w:bottom w:w="0" w:type="dxa"/>
-          </w:tblCellMar>
-        </w:tblPrEx>
         <w:tc>
           <w:tcPr>
             <w:tcW w:w="1800" w:type="dxa"/>
@@ -41267,12 +39691,6 @@
         </w:tc>
       </w:tr>
       <w:tr>
-        <w:tblPrEx>
-          <w:tblCellMar>
-            <w:top w:w="0" w:type="dxa"/>
-            <w:bottom w:w="0" w:type="dxa"/>
-          </w:tblCellMar>
-        </w:tblPrEx>
         <w:tc>
           <w:tcPr>
             <w:tcW w:w="1800" w:type="dxa"/>
@@ -41333,12 +39751,6 @@
         </w:tc>
       </w:tr>
       <w:tr>
-        <w:tblPrEx>
-          <w:tblCellMar>
-            <w:top w:w="0" w:type="dxa"/>
-            <w:bottom w:w="0" w:type="dxa"/>
-          </w:tblCellMar>
-        </w:tblPrEx>
         <w:tc>
           <w:tcPr>
             <w:tcW w:w="1800" w:type="dxa"/>
@@ -41425,12 +39837,6 @@
         <w:gridCol w:w="9360"/>
       </w:tblGrid>
       <w:tr>
-        <w:tblPrEx>
-          <w:tblCellMar>
-            <w:top w:w="0" w:type="dxa"/>
-            <w:bottom w:w="0" w:type="dxa"/>
-          </w:tblCellMar>
-        </w:tblPrEx>
         <w:tc>
           <w:tcPr>
             <w:tcW w:w="9360" w:type="dxa"/>
@@ -41461,12 +39867,6 @@
         </w:tc>
       </w:tr>
       <w:tr>
-        <w:tblPrEx>
-          <w:tblCellMar>
-            <w:top w:w="0" w:type="dxa"/>
-            <w:bottom w:w="0" w:type="dxa"/>
-          </w:tblCellMar>
-        </w:tblPrEx>
         <w:tc>
           <w:tcPr>
             <w:tcW w:w="9360" w:type="dxa"/>
@@ -41491,15 +39891,7 @@
                 <w:sz w:val="21"/>
                 <w:szCs w:val="21"/>
               </w:rPr>
-              <w:t>Thank you for your participation and enthusiasm throughout this training. R is a tool that rewards practice — the more you use it, the more natural it becomes. Keep your R scripts from this workshop, revisit them when you are stuck, and remember: every exp</w:t>
-            </w:r>
-            <w:r>
-              <w:rPr>
-                <w:color w:val="1E293B"/>
-                <w:sz w:val="21"/>
-                <w:szCs w:val="21"/>
-              </w:rPr>
-              <w:t>ert started with hello world. We hope this workshop has given you the foundation to bring data-driven insights into your public health work. Good luck!</w:t>
+              <w:t>Thank you for your participation and enthusiasm throughout this training. R is a tool that rewards practice — the more you use it, the more natural it becomes. Keep your R scripts from this workshop, revisit them when you are stuck, and remember: every expert started with hello world. We hope this workshop has given you the foundation to bring data-driven insights into your public health work. Good luck!</w:t>
             </w:r>
           </w:p>
         </w:tc>
